--- a/tillsyn/Holmtjärnen tillsynsbegäran.docx
+++ b/tillsyn/Holmtjärnen tillsynsbegäran.docx
@@ -1,6 +1,6 @@
 
 <file path=word/document.xml><?xml version="1.0" encoding="utf-8"?>
-<w:document xmlns:wpc="http://schemas.microsoft.com/office/word/2010/wordprocessingCanvas" xmlns:cx="http://schemas.microsoft.com/office/drawing/2014/chartex" xmlns:cx1="http://schemas.microsoft.com/office/drawing/2015/9/8/chartex" xmlns:cx2="http://schemas.microsoft.com/office/drawing/2015/10/21/chartex" xmlns:cx3="http://schemas.microsoft.com/office/drawing/2016/5/9/chartex" xmlns:cx4="http://schemas.microsoft.com/office/drawing/2016/5/10/chartex" xmlns:cx5="http://schemas.microsoft.com/office/drawing/2016/5/11/chartex" xmlns:cx6="http://schemas.microsoft.com/office/drawing/2016/5/12/chartex" xmlns:cx7="http://schemas.microsoft.com/office/drawing/2016/5/13/chartex" xmlns:cx8="http://schemas.microsoft.com/office/drawing/2016/5/14/chartex" xmlns:mc="http://schemas.openxmlformats.org/markup-compatibility/2006" xmlns:aink="http://schemas.microsoft.com/office/drawing/2016/ink" xmlns:am3d="http://schemas.microsoft.com/office/drawing/2017/model3d" xmlns:o="urn:schemas-microsoft-com:office:office" xmlns:oel="http://schemas.microsoft.com/office/2019/extlst" xmlns:r="http://schemas.openxmlformats.org/officeDocument/2006/relationships" xmlns:m="http://schemas.openxmlformats.org/officeDocument/2006/math" xmlns:v="urn:schemas-microsoft-com:vml" xmlns:wp14="http://schemas.microsoft.com/office/word/2010/wordprocessingDrawing" xmlns:wp="http://schemas.openxmlformats.org/drawingml/2006/wordprocessingDrawing" xmlns:w10="urn:schemas-microsoft-com:office:word" xmlns:w="http://schemas.openxmlformats.org/wordprocessingml/2006/main" xmlns:w14="http://schemas.microsoft.com/office/word/2010/wordml" xmlns:w15="http://schemas.microsoft.com/office/word/2012/wordml" xmlns:w16cex="http://schemas.microsoft.com/office/word/2018/wordml/cex" xmlns:w16cid="http://schemas.microsoft.com/office/word/2016/wordml/cid" xmlns:w16="http://schemas.microsoft.com/office/word/2018/wordml" xmlns:w16sdtdh="http://schemas.microsoft.com/office/word/2020/wordml/sdtdatahash" xmlns:w16se="http://schemas.microsoft.com/office/word/2015/wordml/symex" xmlns:wpg="http://schemas.microsoft.com/office/word/2010/wordprocessingGroup" xmlns:wpi="http://schemas.microsoft.com/office/word/2010/wordprocessingInk" xmlns:wne="http://schemas.microsoft.com/office/word/2006/wordml" xmlns:wps="http://schemas.microsoft.com/office/word/2010/wordprocessingShape" mc:Ignorable="w14 w15 w16se w16cid w16 w16cex w16sdtdh wp14">
+<w:document xmlns:wpc="http://schemas.microsoft.com/office/word/2010/wordprocessingCanvas" xmlns:cx="http://schemas.microsoft.com/office/drawing/2014/chartex" xmlns:cx1="http://schemas.microsoft.com/office/drawing/2015/9/8/chartex" xmlns:cx2="http://schemas.microsoft.com/office/drawing/2015/10/21/chartex" xmlns:cx3="http://schemas.microsoft.com/office/drawing/2016/5/9/chartex" xmlns:cx4="http://schemas.microsoft.com/office/drawing/2016/5/10/chartex" xmlns:cx5="http://schemas.microsoft.com/office/drawing/2016/5/11/chartex" xmlns:cx6="http://schemas.microsoft.com/office/drawing/2016/5/12/chartex" xmlns:cx7="http://schemas.microsoft.com/office/drawing/2016/5/13/chartex" xmlns:cx8="http://schemas.microsoft.com/office/drawing/2016/5/14/chartex" xmlns:mc="http://schemas.openxmlformats.org/markup-compatibility/2006" xmlns:aink="http://schemas.microsoft.com/office/drawing/2016/ink" xmlns:am3d="http://schemas.microsoft.com/office/drawing/2017/model3d" xmlns:o="urn:schemas-microsoft-com:office:office" xmlns:oel="http://schemas.microsoft.com/office/2019/extlst" xmlns:r="http://schemas.openxmlformats.org/officeDocument/2006/relationships" xmlns:m="http://schemas.openxmlformats.org/officeDocument/2006/math" xmlns:v="urn:schemas-microsoft-com:vml" xmlns:wp14="http://schemas.microsoft.com/office/word/2010/wordprocessingDrawing" xmlns:wp="http://schemas.openxmlformats.org/drawingml/2006/wordprocessingDrawing" xmlns:w10="urn:schemas-microsoft-com:office:word" xmlns:w="http://schemas.openxmlformats.org/wordprocessingml/2006/main" xmlns:w14="http://schemas.microsoft.com/office/word/2010/wordml" xmlns:w15="http://schemas.microsoft.com/office/word/2012/wordml" xmlns:w16cex="http://schemas.microsoft.com/office/word/2018/wordml/cex" xmlns:w16cid="http://schemas.microsoft.com/office/word/2016/wordml/cid" xmlns:w16="http://schemas.microsoft.com/office/word/2018/wordml" xmlns:w16du="http://schemas.microsoft.com/office/word/2023/wordml/word16du" xmlns:w16sdtdh="http://schemas.microsoft.com/office/word/2020/wordml/sdtdatahash" xmlns:w16sdtfl="http://schemas.microsoft.com/office/word/2024/wordml/sdtformatlock" xmlns:w16se="http://schemas.microsoft.com/office/word/2015/wordml/symex" xmlns:wpg="http://schemas.microsoft.com/office/word/2010/wordprocessingGroup" xmlns:wpi="http://schemas.microsoft.com/office/word/2010/wordprocessingInk" xmlns:wne="http://schemas.microsoft.com/office/word/2006/wordml" xmlns:wps="http://schemas.microsoft.com/office/word/2010/wordprocessingShape" mc:Ignorable="w14 w15 w16se w16cid w16 w16cex w16sdtdh w16sdtfl w16du wp14">
   <w:body>
     <w:p>
       <w:pPr>
@@ -12,35 +12,7 @@
     </w:p>
     <w:p>
       <w:r>
-        <w:t>Detta dokument behandlar höga naturvärden i avverkningsanmälan Holmtjärnen i Bjurholms kommun. Denna avverkningsanmälan inkom 2025-08-02 och omfattar 105,2 ha.</w:t>
-      </w:r>
-    </w:p>
-    <w:p>
-      <w:r>
-        <w:t>Vi begär härmed att Skogsstyrelsen fattar beslut enligt miljöbalken som säkerställer att skogens höga naturvärden bevaras samt säkerställer att EU-lagstiftning efterlevs och att artskyddsbrott förhindras. Vi önskar även ta del av de ställningstaganden och beslut som myndigheterna meddelar till följd av aktuell avverkningsanmälan och föreningens inlaga (se 34 § förvaltningslagen).</w:t>
-      </w:r>
-    </w:p>
-    <w:p>
-      <w:r>
-        <w:t>Nedan beskrivs fynd av naturvårdsarter och fridlysta arter som gjorts i det avverkningsanmälda området. I BILAGA 1 finns artfakta om fridlysta och rödlistade arter.</w:t>
-      </w:r>
-    </w:p>
-    <w:p>
-      <w:pPr>
-        <w:pStyle w:val="Heading1"/>
-      </w:pPr>
-      <w:r>
-        <w:t>Naturvårdsarter</w:t>
-      </w:r>
-    </w:p>
-    <w:p>
-      <w:r>
-        <w:t>I avverkningsanmälan har följande 18 naturvårdsarter hittats: fläckporing (VU), goliatmusseron (VU), gräddporing (VU), blå taggsvamp (NT), dvärgbägarlav (NT), garnlav (NT), gränsticka (NT), kolflarnlav (NT), lunglav (NT), nordtagging (NT), reliktbock (NT), skrovellav (NT), skrovlig taggsvamp (NT), talltita (NT, §4), vaddporing (NT), vedflamlav (NT), vedskivlav (NT) och bårdlav (S). Av dessa är 17 rödlistade. För rödlistade arter har rödlistekategorin angivits inom parentes. Arter som är signalarter enligt Skogsstyrelsen har markerats med (S). För fridlysta arter anges även paragrafen i Artskyddsförordningen som arten är fridlyst enligt.</w:t>
-      </w:r>
-    </w:p>
-    <w:p>
-      <w:r>
-        <w:t>De påträffade naturvårdsarterna är ett tydligt kvitto på att detta rör sig om en skog med höga naturvärden. I Figur 1 visas en karta över det avverkningsanmälda området, där samtliga fyndplatser för naturvårdsarter som finns registrerade på Artportalen har markerats.</w:t>
+        <w:t>Denna tillsynsbegäran behandlar höga naturvärden i avverkningsanmälan Holmtjärnen i Bjurholms kommun som inkom 2026-07-12 och omfattar 105,2 ha.</w:t>
       </w:r>
     </w:p>
     <w:p>
@@ -50,7 +22,7 @@
       <w:r>
         <w:drawing>
           <wp:inline xmlns:a="http://schemas.openxmlformats.org/drawingml/2006/main" xmlns:pic="http://schemas.openxmlformats.org/drawingml/2006/picture">
-            <wp:extent cx="5486400" cy="4230780"/>
+            <wp:extent cx="5479224" cy="5724000"/>
             <wp:docPr id="1" name="Picture 1"/>
             <wp:cNvGraphicFramePr>
               <a:graphicFrameLocks noChangeAspect="1"/>
@@ -71,7 +43,7 @@
                   <pic:spPr>
                     <a:xfrm>
                       <a:off x="0" y="0"/>
-                      <a:ext cx="5486400" cy="4230780"/>
+                      <a:ext cx="5479224" cy="5724000"/>
                     </a:xfrm>
                     <a:prstGeom prst="rect"/>
                   </pic:spPr>
@@ -85,212 +57,15 @@
     <w:p>
       <w:pPr>
         <w:pStyle w:val="Caption"/>
+        <w:spacing w:after="240"/>
       </w:pPr>
       <w:r>
-        <w:t>Figur 1. Fyndplatser för naturvårdsarter i det avverkningsanmälda området (röd linje). Markörer utan svart kant är placerade på fyndplatsen. Markörer med svart kant är placerade vid sidan av fyndplatsen och har ett svart streck som visar fyndplatsens exakta position. Kartans mittpunktskoordinat är N 7102270, E 681411 i SWEREF 99 TM.</w:t>
+        <w:t>Figur 1. Fyndplatser för naturvårdsarter i avverkningsanmälan. Markörer utan svart kant är placerade på fyndplatsen. Markörer med svart kant är placerade vid sidan av fyndplatsen har ett svart streck som visar fyndplatsens exakta position. Kartans mittpunktskoordinat är N 7102270, E 681411 i SWEREF 99 TM.</w:t>
       </w:r>
     </w:p>
     <w:p>
       <w:r>
-        <w:rPr>
-          <w:b/>
-        </w:rPr>
-        <w:t xml:space="preserve">Blå taggsvamp (NT) </w:t>
-      </w:r>
-      <w:r>
-        <w:t>är en karaktärsart i såväl örtrika kalkbarrskogar som i torra sandtallskogar där det föreligger gammal skog med långvarig trädkontinuitet. Är sällsynt och mycket kravfull i södra och mellersta Sverige. Den hotas främst av skogsavverkning och tycks försvinna efter slutavverkning, markberedning och plantering. I kalkgranskogar verkar arten vara mycket känslig. Granskogar med arten bör formellt skydddas (SLU Artdatabanken, 2024; Nitare &amp; Skogsstyrelsen, 2019).</w:t>
-      </w:r>
-    </w:p>
-    <w:p>
-      <w:r>
-        <w:rPr>
-          <w:b/>
-        </w:rPr>
-        <w:t>Dvärgbägarlav (NT)</w:t>
-      </w:r>
-      <w:r>
-        <w:t xml:space="preserve"> förekommer över hela Sverige på gammal hård ved, huvudsakligen på tall men i södra Sverige även på ek. Veden utgörs framförallt av grova stubbar, lågor och grenar. Substratet har blivit sällsyntare och nybildning av substrat sker bara i begränsad omfattning. Arten hotas av att grova lågor blir allt sällsyntare i dagens kulturskogar samt att nybildningen av lämpliga substrat går mycket långsamt. En riklig tillgång på gamla tall- eller eklågor måste säkerställas på artens lokaler (SLU Artdatabanken, 2024; Nitare &amp; Skogsstyrelsen, 2019).</w:t>
-      </w:r>
-    </w:p>
-    <w:p>
-      <w:r>
-        <w:rPr>
-          <w:b/>
-        </w:rPr>
-        <w:t>Fläckporing (VU)</w:t>
-      </w:r>
-      <w:r>
-        <w:t xml:space="preserve"> är en mycket bra signalart som visar på tallnaturskogar med höga naturvärden. Den är placerad högst upp i Skogsstyrelsens värdepyramid för bedömning av skog med höga naturvärden och indikerar områden som är mer eller mindre opåverkade av skogsbruk och där det funnits en kontinuitet av tallågor i olika nedbrytningsstadier. För att på lång sikt bibehålla livskraftiga populationer i ett område behövs troligen större skyddade områden som tillåter att man upprätthåller en naturlig branddynamik (SLU Artdatabanken, 2024; Nitare &amp; Skogsstyrelsen, 2019).</w:t>
-      </w:r>
-    </w:p>
-    <w:p>
-      <w:r>
-        <w:rPr>
-          <w:b/>
-        </w:rPr>
-        <w:t>Garnlav (NT)</w:t>
-      </w:r>
-      <w:r>
-        <w:t xml:space="preserve"> är en utpräglad barrskogsart som ibland kan drapera träden i norrländska grannaturskogar med hög luftfuktighet. Den förekommer även i talldominerade bestånd där den, förutom i trädens grenverk, påträffas hängande över ojämnheter i tallbarken. Arten har minskat starkt i södra och mellersta Sverige och den minskar även i sitt nordliga utbredningsområde. Orsaken till tillbakagången beror främst på slutavverkningar av naturskogsartade skogar. Bestånd med riklig förekomst bör regelmässigt sparas. Garnlav är värdväxt för den mycket sällsynta och akut hotade fjärilen barrskogslavfly (CR) som hör hemma i boreala barrskogar med riklig förekomst av värdväxten. Tidigare kunde arten konstateras årligen på flera platser vid Dala-Floda i Dalarna innan lokalerna kalavverkades. Senaste fyndet i landet av barrskogslavfly är från år 2000 då den påträffades vid Högberget i Sollefteå kommun (SLU Artdatabanken, 2024).</w:t>
-      </w:r>
-    </w:p>
-    <w:p>
-      <w:r>
-        <w:rPr>
-          <w:b/>
-        </w:rPr>
-        <w:t>Goliatmusseron (VU)</w:t>
-      </w:r>
-      <w:r>
-        <w:t xml:space="preserve"> är en mykorrhizasvamp knuten till gammal tall på sandig eller grusig mark, främst ljusöppna torra lavtallhedar där svampen växer bland renlavar och lingon. Mager, sandig och brandpräglad tallskog med lång trädkontinuitet bör undantas från trakthyggesbruk och inte kalavverkas. Goliatmusseron är placerad högst upp i Skogsstyrelsens värdepyramid för bedömning av skog med höga naturvärden och den är globalt rödlistad som sårbar (VU) vilket innebär att Sverige har ett internationellt ansvar för arten (SLU Artdatabanken, 2024; Nitare &amp; Skogsstyrelsen, 2019; IUCN, 2020).</w:t>
-      </w:r>
-    </w:p>
-    <w:p>
-      <w:r>
-        <w:rPr>
-          <w:b/>
-        </w:rPr>
-        <w:t>Gräddporing (VU)</w:t>
-      </w:r>
-      <w:r>
-        <w:t xml:space="preserve"> växer nästan enbart i urskogsartad barrskog på gamla, kraftigt murkna, grova och mossbelupna tallågor i något fuktiga och skuggiga lägen. Arten är placerad högst upp i Skogsstyrelsens värdepyramid för bedömning av skog med höga naturvärden och indikerar gamla och relativt orörda tallnaturskogar med höga naturvärden där det under låg tid kontinuerligt funnits inslag av grova tallågor. För att på sikt hejda artens vikande trend behöver merparten av gräddporingens nu kända växtplatser undantas från skogsbruk (SLU Artdatabanken, 2024; Nitare &amp; Skogsstyrelsen, 2019).</w:t>
-      </w:r>
-    </w:p>
-    <w:p>
-      <w:r>
-        <w:rPr>
-          <w:b/>
-        </w:rPr>
-        <w:t>Gränsticka (NT)</w:t>
-      </w:r>
-      <w:r>
-        <w:t xml:space="preserve"> är en mycket bra signalart inom hela sitt utbredningsområde. Den är huvudsakligen knuten till restbestånd av barrnaturskog och förekommer med ett tydligt optimum i orörda eller måttligt påverkade gamla granskogar där det föreligger långvarig kontinuitet av grov död ved. Lokaler som hyser arten, speciellt i mellersta och södra Sverige, bör undantas från skogsbruk (SLU Artdatabanken, 2024; Nitare &amp; Skogsstyrelsen, 2019).</w:t>
-      </w:r>
-    </w:p>
-    <w:p>
-      <w:r>
-        <w:rPr>
-          <w:b/>
-        </w:rPr>
-        <w:t>Kolflarnlav (NT)</w:t>
-      </w:r>
-      <w:r>
-        <w:t xml:space="preserve"> är brandberoende och växer nästan uteslutande på kolad hård kärnved av tall. Etableringen verkar ske först 100–300 år efter brand och nytt substrat nybildas i mycket begränsad omfattning. Avverkning av tallskog av naturskogskaraktär med spår av återkommande bränder är ett hot och mängden lämplig ved att växa på för arten minskar dels på grund av naturlig nedbrytning men framförallt på grund av att det förstörs i samband med slutavverkningar, gallringar och markberedning. Såväl kolflarnlav som mörk kolflarnlav har glänsande bålfjäll och förekommer främst i tall- och blandbarrskogar av naturskogskaraktär med spår av återkommande bränder. Skogar som dessa hyser höga biologiska värden och bör skyddas (SLU Artdatabanken, 2024).</w:t>
-      </w:r>
-    </w:p>
-    <w:p>
-      <w:r>
-        <w:rPr>
-          <w:b/>
-        </w:rPr>
-        <w:t>Lunglav (NT)</w:t>
-      </w:r>
-      <w:r>
-        <w:t xml:space="preserve"> är en av vårt lands främsta signalarter som överallt indikerar gamla lövträd, skogsbestånd med höga naturvärden och ekosystem med lång skoglig kontinuitet. Lokalt kan förekomsten vara mycket riklig men den hittas nästan enbart i gamla och ej slutavverkade skogar. Artens samtliga förekomster bör uppmärksammas från naturvårdssynpunkt, då många lokaler även hyser andra ovanliga och rödlistade arter. Rikliga förekomster bör skyddas med biotopskydd, frivilliga avsättningar eller reservat. Det finns ett antal sällsynta lavparasiter som växer på lunglav: lunglavsknapp (VU), skrovelmössing (DD), lunglavshårprick (DD), </w:t>
-      </w:r>
-      <w:r>
-        <w:rPr>
-          <w:i/>
-        </w:rPr>
-        <w:t>Calycina alstrupii</w:t>
-      </w:r>
-      <w:r>
-        <w:t xml:space="preserve"> (NA) och </w:t>
-      </w:r>
-      <w:r>
-        <w:rPr>
-          <w:i/>
-        </w:rPr>
-        <w:t>Chalara lobariae</w:t>
-      </w:r>
-      <w:r>
-        <w:t xml:space="preserve"> (NA) (SLU Artdatabanken, 2025; SLU Artdatabanken, 2024; Nitare &amp; Skogsstyrelsen, 2019).</w:t>
-      </w:r>
-    </w:p>
-    <w:p>
-      <w:r>
-        <w:rPr>
-          <w:b/>
-        </w:rPr>
-        <w:t>Nordtagging (NT)</w:t>
-      </w:r>
-      <w:r>
-        <w:t xml:space="preserve"> växer främst på tallågor av grövre dimensioner och påträffas huvudsakligen i äldre skog som inte kalavverkats. Nordtaggingen missgynnas av att områden med äldre tallskog har minskat starkt. Bekämpning av skogsbränder, samtidigt som skogsbruket omvandlar naturligt glesa tallbestånd till likartade och betydligt tätare bestånd, har missgynnat arten. Bristen på gamla tallågor utgör på sikt ett allvarligt hot och återskapandet av lämpliga biotoper tar mycket lång tid. Områden med olikåldriga bestånd av tall och med stort inslag av äldre träd bör undantas från skoglig produktion (SLU Artdatabanken, 2024).</w:t>
-      </w:r>
-    </w:p>
-    <w:p>
-      <w:r>
-        <w:rPr>
-          <w:b/>
-        </w:rPr>
-        <w:t>Reliktbock (NT)</w:t>
-      </w:r>
-      <w:r>
-        <w:t xml:space="preserve"> är en skalbagge vars larvutveckling sker i tjock, solexponerad skorpbark på gamla, levande tallar. Ofta i träd som under längre tid stått fritt och öppet, t.ex. i kantzoner i odlingslandskap, längs stränder och åsar, men också i gles, gammal tallskog på mager mark. Arten är brandgynnad genom att omgivande småträd och buskar försvinner vid lågintensiva bränder samtidigt som gamla tallar överlever och förblir solexponerade. Minskningstakten för den svenska populationen bedöms vara nära gränsvärdet för Sårbar (VU) och i den europeiska rödlistan är reliktbock rödlistad som Sårbar (VU) vilket innebär att Sverige har ett internationellt ansvar för arten. Gamla tallskogar bör få ett långsiktigt skydd, och inte slutavverkas (SLU Artdatabanken, 2024; IUCN, 2016).</w:t>
-      </w:r>
-    </w:p>
-    <w:p>
-      <w:r>
-        <w:rPr>
-          <w:b/>
-        </w:rPr>
-        <w:t>Skrovellav (NT)</w:t>
-      </w:r>
-      <w:r>
-        <w:t xml:space="preserve"> växer på gamla lövträd och på klippor i gamla skogar med hög och jämn luftfuktighet. Slutavverkning av kontinuitetsskog utgör det största hotet och lavens fortsatta förekomst bör säkerställas genom att lokaler med äldre skog skyddas. I områden med mycket hög luftfuktighet kan man på bålen av skrovellav finna en sällsynt parasitsvamp med rödbruna apothecier, skrovellavsknapp </w:t>
-      </w:r>
-      <w:r>
-        <w:rPr>
-          <w:i/>
-        </w:rPr>
-        <w:t>Plectocarpon scrobiculatae</w:t>
-      </w:r>
-      <w:r>
-        <w:t xml:space="preserve"> (EN) (SLU Artdatabanken, 2024; Nitare &amp; Skogsstyrelsen, 2019).</w:t>
-      </w:r>
-    </w:p>
-    <w:p>
-      <w:r>
-        <w:rPr>
-          <w:b/>
-        </w:rPr>
-        <w:t xml:space="preserve">Skrovlig taggsvamp (NT) </w:t>
-      </w:r>
-      <w:r>
-        <w:t>bildar mykorrhiza med tall i äldre tallskog, framför allt på tallhed. Den växer huvudsakligen i äldre barrskog som hotas av slutavverkning. Genom att äldre barrskogar och naturskogar blir allt sällsyntare, missgynnas arten av skogsbruk. Arten ingår i ett åtgärdsprogram för hotade arter (ÅGP) och en långsiktig tillgång till svampens värdträd behöver säkras genom att växtplatserna undantas från avverkning. Skrovlig taggsvamp är globalt rödlistad som nära hotad (NT) vilket innebär att Sverige har ett internationellt ansvar för arten (IUCN, 2025; SLU Artdatabanken, 2024; Nitare, 2006).</w:t>
-      </w:r>
-    </w:p>
-    <w:p>
-      <w:r>
-        <w:rPr>
-          <w:b/>
-        </w:rPr>
-        <w:t xml:space="preserve">Vaddporing (NT) </w:t>
-      </w:r>
-      <w:r>
-        <w:t>är en brunrötande vednedbrytare som hittas på undersidan av liggande murken tallved i olika former. Substratet utgörs framför allt av den typ av hård, kådimpregnerad och ofta kolad tallved som skapas i brandpräglad skog. Vedtypen nybildas i mycket liten omfattning och det är sannolikt att arten upplever en utdöendeskuld. För att garantera artens fortlevnad bör man både säkra att artens växtplatser hålls intakta samt att långsiktigt säkerställa att ny ved tillkommer, allra helst i omedelbar anslutning till artens växtplatser. Skoglig gallring och annat uttag av virke innebär ett hot mot arten (SLU Artdatabanken, 2024).</w:t>
-      </w:r>
-    </w:p>
-    <w:p>
-      <w:r>
-        <w:rPr>
-          <w:b/>
-        </w:rPr>
-        <w:t>Vedflamlav (NT)</w:t>
-      </w:r>
-      <w:r>
-        <w:t xml:space="preserve"> växer på gammal hård och torr, exponerad kärnved av tall, främst på högstubbar i ljusöppna lägen, t.ex. vid och på myrar, sjökanter, i glesa hällmarkskogar och i brandpräglade tallnaturskogar. Substratet nyskapas i begränsad omfattning och arten är en utmärkt indikator på höga naturvärden i denna skogstyp. Tall- och barrblandskogar med naturskogskaraktär och spår av bränder har ofta höga biologiska värden och bör skyddas (SLU Artdatabanken, 2024).</w:t>
-      </w:r>
-    </w:p>
-    <w:p>
-      <w:r>
-        <w:rPr>
-          <w:b/>
-        </w:rPr>
-        <w:t>Vedskivlav (NT)</w:t>
-      </w:r>
-      <w:r>
-        <w:t xml:space="preserve"> växer på gammal, torr, exponerad, hård kärnved av framförallt tall i naturskogsartade bestånd. Avverkning av tallskog av naturskogskaraktär med spår av återkommande bränder är ett hot. Mängden lämplig ved att växa på för vedskivlav minskar, dels på grund av naturlig nedbrytning men framförallt på grund av att de förstörs i samband med slutavverkningar, gallringar och markberedning. Tall- och blandbarrskogar av naturskogskaraktär med spår av återkommande bränder bör skyddas (SLU Artdatabanken, 2024).</w:t>
+        <w:t>I avverkningsanmälan finns fynd av 18 naturvårdsarter, varav 17 är rödlistade, 1 är fridlyst, 13 är typiska (T) och 1 är signalart (S): fläckporing (VU, T), garnlav (VU, T), goliatmusseron (VU, T), gräddporing (VU, T), gränsticka (VU, T), skrovlig taggsvamp (VU), blå taggsvamp (NT, T), dvärgbägarlav (NT, T), kolflarnlav (NT, T), lunglav (NT, T), nordtagging (NT), reliktbock (NT, T), skrovellav (NT, T), talltita (NT, §4), vaddporing (NT), vedflamlav (NT), vedskivlav (NT, T) och bårdlav (S, T). Se Figur 1.</w:t>
       </w:r>
     </w:p>
     <w:p>
@@ -298,17 +73,480 @@
         <w:pStyle w:val="Heading1"/>
       </w:pPr>
       <w:r>
-        <w:t>Fridlysta arter</w:t>
+        <w:t>Tillsynsbegäran</w:t>
       </w:r>
     </w:p>
     <w:p>
       <w:r>
-        <w:t>Följande fridlysta arter har sina livsmiljöer och växtplatser i den avverkningsanmälda skogen: talltita (NT, §4).</w:t>
+        <w:t>Vi begär härmed att Skogsstyrelsen fattar beslut enligt miljöbalken som säkerställer att skogens höga naturvärden bevaras samt att EU-lagstiftning efterlevs och att artskyddsbrott förhindras.</w:t>
       </w:r>
     </w:p>
     <w:p>
       <w:r>
-        <w:t xml:space="preserve">Observera att medlemsländerna är skyldiga att agera i enlighet med EU:s fågeldirektiv där det uttryckligen står att direktivet gäller för fåglar samt för deras ägg, bon och </w:t>
+        <w:t>Vi begär vidare att Skogsstyrelsen säkerställer att inga skador eller försämringar av naturtypens bevarandestatus i området tillåts ske. Se Rådets direktiv 92/43/EEG samt ickeförsämringskravet i EU:s naturrestaureringsförordning (EU 2024/1991).</w:t>
+      </w:r>
+    </w:p>
+    <w:p>
+      <w:r>
+        <w:t>Vi önskar även ta del av de ställningstaganden och beslut som myndigheten meddelar till följd av aktuell avverkningsanmälan och föreningens inlaga (se 34 § förvaltningslagen).</w:t>
+      </w:r>
+    </w:p>
+    <w:p>
+      <w:pPr>
+        <w:pStyle w:val="Heading1"/>
+      </w:pPr>
+      <w:r>
+        <w:t>Naturvårdsarter och fridlysta arter</w:t>
+      </w:r>
+    </w:p>
+    <w:p>
+      <w:r>
+        <w:t>Nedan följer beskrivningar av de naturvårdsarter och fridlysta arter som har sina livsmiljöer och växtplatser i den avverkningsanmälda skogen. Se även ytterligare artfakta i BILAGA 1. De påträffade naturvårdsarterna är ett tydligt kvitto på att det rör sig om en skog med höga naturvärden.</w:t>
+      </w:r>
+    </w:p>
+    <w:p>
+      <w:r>
+        <w:rPr>
+          <w:b/>
+        </w:rPr>
+        <w:t>Fläckporing (VU)</w:t>
+      </w:r>
+      <w:r>
+        <w:t xml:space="preserve"> är en mycket bra signalart som visar på tallnaturskogar med höga naturvärden. Den är placerad högst upp i Skogsstyrelsens värdepyramid för bedömning av skog med höga naturvärden och indikerar områden som är mer eller mindre opåverkade av skogsbruk och där det funnits en kontinuitet av tallågor i olika nedbrytningsstadier. För att på lång sikt bibehålla livskraftiga populationer i ett område behövs troligen större skyddade områden som tillåter att man upprätthåller en naturlig branddynamik. Fläckporing är typisk art för </w:t>
+      </w:r>
+      <w:r>
+        <w:rPr>
+          <w:i/>
+        </w:rPr>
+        <w:t>9010 Taiga</w:t>
+      </w:r>
+      <w:r>
+        <w:t xml:space="preserve"> (SLU Artdatabanken, 2024; Nitare &amp; Skogsstyrelsen, 2019).</w:t>
+      </w:r>
+    </w:p>
+    <w:p>
+      <w:r>
+        <w:rPr>
+          <w:b/>
+        </w:rPr>
+        <w:t>Garnlav (VU)</w:t>
+      </w:r>
+      <w:r>
+        <w:t xml:space="preserve"> är en utpräglad barrskogsart som ibland kan drapera träden i norrländska grannaturskogar med hög luftfuktighet. Den förekommer även i talldominerade bestånd där den, förutom i trädens grenverk, påträffas hängande över ojämnheter i tallbarken. Arten har minskat starkt i södra och mellersta Sverige och den minskar även i sitt nordliga utbredningsområde. Minskningstakten uppgår till 30 (20–50) % inom 50 år och överstiger gränsvärdet för Sårbar (VU). Orsaken till tillbakagången beror främst på slutavverkningar av naturskogsartade skogar. Bestånd med riklig förekomst bör regelmässigt sparas, vilket även gynnar flera andra sällsynta och rödlistade arter. Garnlav är värdväxt för den mycket sällsynta och akut hotade fjärilen barrskogslavfly (CR) som hör hemma i boreala barrskogar med riklig förekomst av värdväxten. Tidigare kunde arten konstateras årligen på flera platser vid Dala-Floda i Dalarna innan lokalerna kalavverkades. Senaste fyndet i landet av barrskogslavfly är från år 2000 då den påträffades vid Högberget i Sollefteå kommun. Garnlav är typisk art för </w:t>
+      </w:r>
+      <w:r>
+        <w:rPr>
+          <w:i/>
+        </w:rPr>
+        <w:t xml:space="preserve">9010 Taiga </w:t>
+      </w:r>
+      <w:r>
+        <w:t>och</w:t>
+      </w:r>
+      <w:r>
+        <w:rPr>
+          <w:i/>
+        </w:rPr>
+        <w:t xml:space="preserve"> 9070 Trädklädd betesmark</w:t>
+      </w:r>
+      <w:r>
+        <w:t xml:space="preserve"> (SLU Artdatabanken, 2026).</w:t>
+      </w:r>
+    </w:p>
+    <w:p>
+      <w:r>
+        <w:rPr>
+          <w:b/>
+        </w:rPr>
+        <w:t>Goliatmusseron (VU)</w:t>
+      </w:r>
+      <w:r>
+        <w:t xml:space="preserve"> är en mykorrhizasvamp knuten till gammal tall på sandig eller grusig mark, främst ljusöppna torra lavtallhedar där svampen växer bland renlavar och lingon. Mager, sandig och brandpräglad tallskog med lång trädkontinuitet bör undantas från trakthyggesbruk och inte kalavverkas. Goliatmusseron är placerad högst upp i Skogsstyrelsens värdepyramid för bedömning av skog med höga naturvärden och den är globalt rödlistad som sårbar (VU) vilket innebär att Sverige har ett internationellt ansvar för arten. Goliatmusseron är typisk art för </w:t>
+      </w:r>
+      <w:r>
+        <w:rPr>
+          <w:i/>
+        </w:rPr>
+        <w:t>9010 Taiga</w:t>
+      </w:r>
+      <w:r>
+        <w:t xml:space="preserve"> (SLU Artdatabanken, 2024; Nitare &amp; Skogsstyrelsen, 2019; IUCN, 2020).</w:t>
+      </w:r>
+    </w:p>
+    <w:p>
+      <w:r>
+        <w:rPr>
+          <w:b/>
+        </w:rPr>
+        <w:t>Gräddporing (VU)</w:t>
+      </w:r>
+      <w:r>
+        <w:t xml:space="preserve"> växer nästan enbart i urskogsartad barrskog på gamla, kraftigt murkna, grova och mossbelupna tallågor i något fuktiga och skuggiga lägen. Arten är placerad högst upp i Skogsstyrelsens värdepyramid för bedömning av skog med höga naturvärden och indikerar gamla och relativt orörda tallnaturskogar med höga naturvärden där det under låg tid kontinuerligt funnits inslag av grova tallågor. För att på sikt hejda artens vikande trend behöver merparten av gräddporingens nu kända växtplatser undantas från skogsbruk. Gräddporing är typisk art för </w:t>
+      </w:r>
+      <w:r>
+        <w:rPr>
+          <w:i/>
+        </w:rPr>
+        <w:t>9010 Taiga</w:t>
+      </w:r>
+      <w:r>
+        <w:t xml:space="preserve"> (SLU Artdatabanken, 2024; Nitare &amp; Skogsstyrelsen, 2019).</w:t>
+      </w:r>
+    </w:p>
+    <w:p>
+      <w:r>
+        <w:rPr>
+          <w:b/>
+        </w:rPr>
+        <w:t>Gränsticka (VU)</w:t>
+      </w:r>
+      <w:r>
+        <w:t xml:space="preserve"> är en mycket bra signalart inom hela sitt utbredningsområde. Den är huvudsakligen knuten till restbestånd av barrnaturskog och förekommer med ett tydligt optimum i orörda eller måttligt påverkade gamla granskogar där det föreligger långvarig kontinuitet av grov död ved. Den totala populationen bedöms ha minskat och fortsätter att minska i takt med att grankontinuitetsskogar (äldre tidigare icke kalavverkade skogar) minskar i areal. Minskningstakten överstiger gränsvärdet för sårbar (VU). Lokaler som hyser arten bör undantas från skogsbruk, speciellt i mellersta och södra Sverige. Gränsticka är typisk art för </w:t>
+      </w:r>
+      <w:r>
+        <w:rPr>
+          <w:i/>
+        </w:rPr>
+        <w:t>9010 Taiga</w:t>
+      </w:r>
+      <w:r>
+        <w:t xml:space="preserve"> (SLU Artdatabanken, 2026; Nitare &amp; Skogsstyrelsen, 2019).</w:t>
+      </w:r>
+    </w:p>
+    <w:p>
+      <w:r>
+        <w:rPr>
+          <w:b/>
+        </w:rPr>
+        <w:t xml:space="preserve">Skrovlig taggsvamp (VU) </w:t>
+      </w:r>
+      <w:r>
+        <w:t>bildar mykorrhiza med tall i äldre tallskog, framför allt på tallhed. Den växer huvudsakligen i äldre barrskog som hotas av slutavverkning. Genom att äldre barrskogar och naturskogar blir allt sällsyntare, missgynnas arten av skogsbruk. Arten ingår i ett åtgärdsprogram för hotade arter (ÅGP) och en långsiktig tillgång till svampens värdträd behöver säkras genom att växtplatserna undantas från avverkning. Skrovlig taggsvamp är globalt rödlistad som nära hotad (NT) vilket innebär att Sverige har ett internationellt ansvar för arten (IUCN, 2025; SLU Artdatabanken, 2026; Nitare, 2006).</w:t>
+      </w:r>
+    </w:p>
+    <w:p>
+      <w:r>
+        <w:rPr>
+          <w:b/>
+        </w:rPr>
+        <w:t xml:space="preserve">Blå taggsvamp (NT) </w:t>
+      </w:r>
+      <w:r>
+        <w:t xml:space="preserve">är en karaktärsart i såväl örtrika kalkbarrskogar som i torra sandtallskogar där det föreligger gammal skog med långvarig trädkontinuitet. Är sällsynt och mycket kravfull i södra och mellersta Sverige. Den hotas främst av skogsavverkning och tycks försvinna efter slutavverkning, markberedning och plantering. I kalkgranskogar verkar arten vara mycket känslig. Granskogar med arten bör formellt skydddas. Blå taggsvamp (NT) är typisk art för </w:t>
+      </w:r>
+      <w:r>
+        <w:rPr>
+          <w:i/>
+        </w:rPr>
+        <w:t>9010 Taiga</w:t>
+      </w:r>
+      <w:r>
+        <w:t xml:space="preserve"> (SLU Artdatabanken, 2024; Nitare &amp; Skogsstyrelsen, 2019).</w:t>
+      </w:r>
+    </w:p>
+    <w:p>
+      <w:r>
+        <w:rPr>
+          <w:b/>
+        </w:rPr>
+        <w:t>Dvärgbägarlav (NT)</w:t>
+      </w:r>
+      <w:r>
+        <w:t xml:space="preserve"> förekommer över hela Sverige på gammal hård ved, huvudsakligen på tall men i södra Sverige även på ek. Veden utgörs framförallt av grova stubbar, lågor och grenar. Substratet har blivit sällsyntare och nybildning av substrat sker bara i begränsad omfattning. Arten hotas av att grova lågor blir allt sällsyntare i dagens kulturskogar samt att nybildningen av lämpliga substrat går mycket långsamt. En riklig tillgång på gamla tall- eller eklågor måste säkerställas på artens lokaler. Dvärgbägarlav är typisk art för </w:t>
+      </w:r>
+      <w:r>
+        <w:rPr>
+          <w:i/>
+        </w:rPr>
+        <w:t>9010 Taiga</w:t>
+      </w:r>
+      <w:r>
+        <w:t xml:space="preserve"> (SLU Artdatabanken, 2024; Nitare &amp; Skogsstyrelsen, 2019).</w:t>
+      </w:r>
+    </w:p>
+    <w:p>
+      <w:r>
+        <w:rPr>
+          <w:b/>
+        </w:rPr>
+        <w:t>Kolflarnlav (NT)</w:t>
+      </w:r>
+      <w:r>
+        <w:t xml:space="preserve"> är brandberoende och växer nästan uteslutande på kolad hård kärnved av tall. Etableringen verkar ske först 100–300 år efter brand och nytt substrat nybildas i mycket begränsad omfattning. Avverkning av tallskog av naturskogskaraktär med spår av återkommande bränder är ett hot och mängden lämplig ved att växa på för arten minskar dels på grund av naturlig nedbrytning men framförallt på grund av att det förstörs i samband med slutavverkningar, gallringar och markberedning. Såväl kolflarnlav som mörk kolflarnlav har glänsande bålfjäll och förekommer främst i tall- och blandbarrskogar av naturskogskaraktär med spår av återkommande bränder. Skogar som dessa hyser höga biologiska värden och bör skyddas. Kolflarnlav är typisk art för </w:t>
+      </w:r>
+      <w:r>
+        <w:rPr>
+          <w:i/>
+        </w:rPr>
+        <w:t>9010 Taiga</w:t>
+      </w:r>
+      <w:r>
+        <w:t xml:space="preserve"> (SLU Artdatabanken, 2024).</w:t>
+      </w:r>
+    </w:p>
+    <w:p>
+      <w:r>
+        <w:rPr>
+          <w:b/>
+        </w:rPr>
+        <w:t>Lunglav (NT)</w:t>
+      </w:r>
+      <w:r>
+        <w:t xml:space="preserve"> är en av vårt lands främsta signalarter som överallt indikerar gamla lövträd, skogsbestånd med höga naturvärden och ekosystem med långskoglig kontinuitet. Lokalt kan förekomsten vara mycket riklig men den hittas nästan enbart i gamla och ej slutavverkade skogar. Artens samtliga förekomster bör uppmärksammas från naturvårdssynpunkt, då många lokaler även hyser andra ovanliga och rödlistade arter. Rikliga förekomster bör skyddas med biotopskydd, frivilliga avsättningar eller reservat. På lunglav kan de sällsynta lavparasiterna lunglavshårprick (CR), </w:t>
+      </w:r>
+      <w:r>
+        <w:rPr>
+          <w:i/>
+        </w:rPr>
+        <w:t>Abrothallus diederichii</w:t>
+      </w:r>
+      <w:r>
+        <w:t xml:space="preserve"> (VU), </w:t>
+      </w:r>
+      <w:r>
+        <w:rPr>
+          <w:i/>
+        </w:rPr>
+        <w:t>Abrothallus lobariae</w:t>
+      </w:r>
+      <w:r>
+        <w:t xml:space="preserve"> (VU), </w:t>
+      </w:r>
+      <w:r>
+        <w:rPr>
+          <w:i/>
+        </w:rPr>
+        <w:t>Calycina lobariae</w:t>
+      </w:r>
+      <w:r>
+        <w:t xml:space="preserve"> (VU), lunglavsknapp (VU) och skrovelmössing (VU) påträffas. Lunglav är typisk art för </w:t>
+      </w:r>
+      <w:r>
+        <w:rPr>
+          <w:i/>
+        </w:rPr>
+        <w:t>9010 Taiga, 9020 Nordlig ädellövskog, 9110 Näringsfattig bokskog, 9130 Näringsrik bokskog, 9160 Näringsrik ekskog, 9180 Ädellövskog i branter, 9190 Näringsfattig ekskog, 9070 Trädklädd betesmark, 9040 Fjällbjörkskog</w:t>
+      </w:r>
+      <w:r>
+        <w:t xml:space="preserve"> och</w:t>
+      </w:r>
+      <w:r>
+        <w:rPr>
+          <w:i/>
+        </w:rPr>
+        <w:t xml:space="preserve"> 6530 Lövängar</w:t>
+      </w:r>
+      <w:r>
+        <w:t xml:space="preserve"> (SLU Artdatabanken, 2026; Nitare &amp; Skogsstyrelsen, 2019).</w:t>
+      </w:r>
+    </w:p>
+    <w:p>
+      <w:r>
+        <w:rPr>
+          <w:b/>
+        </w:rPr>
+        <w:t>Nordtagging (NT)</w:t>
+      </w:r>
+      <w:r>
+        <w:t xml:space="preserve"> växer främst på tallågor av grövre dimensioner och påträffas huvudsakligen i äldre skog som inte kalavverkats. Nordtaggingen missgynnas av att områden med äldre tallskog har minskat starkt. Bekämpning av skogsbränder, samtidigt som skogsbruket omvandlar naturligt glesa tallbestånd till likartade och betydligt tätare bestånd, har missgynnat arten. Bristen på gamla tallågor utgör på sikt ett allvarligt hot och återskapandet av lämpliga biotoper tar mycket lång tid. Områden med olikåldriga bestånd av tall och med stort inslag av äldre träd bör undantas från skoglig produktion (SLU Artdatabanken, 2024).</w:t>
+      </w:r>
+    </w:p>
+    <w:p>
+      <w:r>
+        <w:rPr>
+          <w:b/>
+        </w:rPr>
+        <w:t>Reliktbock (NT)</w:t>
+      </w:r>
+      <w:r>
+        <w:t xml:space="preserve"> är en skalbagge vars larvutveckling sker i tjock, solexponerad skorpbark på gamla, levande tallar. Ofta i träd som under längre tid stått fritt och öppet, t.ex. i kantzoner i odlingslandskap, längs stränder och åsar, men också i gles, gammal tallskog på mager mark. Arten är brandgynnad genom att omgivande småträd och buskar försvinner vid lågintensiva bränder samtidigt som gamla tallar överlever och förblir solexponerade. Minskningstakten för den svenska populationen bedöms vara nära gränsvärdet för Sårbar (VU) och i den europeiska rödlistan är reliktbock rödlistad som Sårbar (VU) vilket innebär att Sverige har ett internationellt ansvar för arten. Gamla tallskogar bör få ett långsiktigt skydd, och inte slutavverkas. Reliktbock är typisk art för </w:t>
+      </w:r>
+      <w:r>
+        <w:rPr>
+          <w:i/>
+        </w:rPr>
+        <w:t>9010 Taiga</w:t>
+      </w:r>
+      <w:r>
+        <w:t xml:space="preserve"> och</w:t>
+      </w:r>
+      <w:r>
+        <w:rPr>
+          <w:i/>
+        </w:rPr>
+        <w:t xml:space="preserve"> 9060 Åsbarrskog</w:t>
+      </w:r>
+      <w:r>
+        <w:t xml:space="preserve"> (SLU Artdatabanken, 2024; IUCN, 2016).</w:t>
+      </w:r>
+    </w:p>
+    <w:p>
+      <w:r>
+        <w:rPr>
+          <w:b/>
+        </w:rPr>
+        <w:t>Skrovellav (NT)</w:t>
+      </w:r>
+      <w:r>
+        <w:t xml:space="preserve"> växer på gamla lövträd och på klippor i gamla skogar med hög och jämn luftfuktighet. Slutavverkning av kontinuitetsskog utgör det största hotet och lavens fortsatta förekomst bör säkerställas genom att lokaler med äldre skog skyddas. I områden med mycket hög luftfuktighet kan man på bålen av skrovellav finna de sällsynta parasitsvamparna skrovellavsknapp (EN), </w:t>
+      </w:r>
+      <w:r>
+        <w:rPr>
+          <w:i/>
+        </w:rPr>
+        <w:t>Catillaria lobariicola</w:t>
+      </w:r>
+      <w:r>
+        <w:t xml:space="preserve"> (VU) och </w:t>
+      </w:r>
+      <w:r>
+        <w:rPr>
+          <w:i/>
+        </w:rPr>
+        <w:t>Merismatium lobariae</w:t>
+      </w:r>
+      <w:r>
+        <w:t xml:space="preserve"> (DD). Skrovellav är typisk art för </w:t>
+      </w:r>
+      <w:r>
+        <w:rPr>
+          <w:i/>
+        </w:rPr>
+        <w:t xml:space="preserve">9010 Taiga, 9020 Nordlig ädellövskog, 9040 Fjällbjörkskog, 9070 Trädklädd betesmark, 9160 Näringsrik ekskog, 9180 Ädellövskog i branter, 9190 Näringsfattig ekskog, 8210 Kalkbranter </w:t>
+      </w:r>
+      <w:r>
+        <w:t xml:space="preserve">och </w:t>
+      </w:r>
+      <w:r>
+        <w:rPr>
+          <w:i/>
+        </w:rPr>
+        <w:t>6530 Lövängar</w:t>
+      </w:r>
+      <w:r>
+        <w:t xml:space="preserve"> (SLU Artdatabanken, 2026; Nitare &amp; Skogsstyrelsen, 2019).</w:t>
+      </w:r>
+    </w:p>
+    <w:p>
+      <w:r>
+        <w:rPr>
+          <w:b/>
+        </w:rPr>
+        <w:t>Talltita (NT, §4)</w:t>
+      </w:r>
+      <w:r>
+        <w:t>, rödlistad som nära hotad och prioriterad art i Skogsvårdslagen, har häckningsrevir i anmälan. Arten har minskat kraftigt de senaste 30 åren och minskningstakten innevarande 10-årsperiod beräknas till 20 (10–30) %. Talltitan är synnerligen trogen sitt cirka 15 hektar stora revir och är beroende av flerskiktade olikåldriga skogar för att kunna föda upp sina ungar. Talltitan försvinner om dess livsmiljö kalavverkas (Eggers &amp; Low, 2014; Ekman, 1979; Griesser et al, 2007; Klein, 2020; Siffczyk et al, 2003; SLU Artdatabanken, 2021).</w:t>
+      </w:r>
+    </w:p>
+    <w:p>
+      <w:r>
+        <w:rPr>
+          <w:b/>
+        </w:rPr>
+        <w:t xml:space="preserve">Vaddporing (NT) </w:t>
+      </w:r>
+      <w:r>
+        <w:t>är en brunrötande vednedbrytare som hittas på undersidan av liggande murken tallved i olika former. Substratet utgörs framför allt av den typ av hård, kådimpregnerad och ofta kolad tallved som skapas i brandpräglad skog. Vedtypen nybildas i mycket liten omfattning och det är sannolikt att arten upplever en utdöendeskuld. För att garantera artens fortlevnad bör man både säkra att artens växtplatser hålls intakta samt att långsiktigt säkerställa att ny ved tillkommer, allra helst i omedelbar anslutning till artens växtplatser. Skoglig gallring och annat uttag av virke innebär ett hot mot arten (SLU Artdatabanken, 2024).</w:t>
+      </w:r>
+    </w:p>
+    <w:p>
+      <w:r>
+        <w:rPr>
+          <w:b/>
+        </w:rPr>
+        <w:t>Vedflamlav (NT)</w:t>
+      </w:r>
+      <w:r>
+        <w:t xml:space="preserve"> växer på gammal hård och torr, exponerad kärnved av tall, främst på högstubbar i ljusöppna lägen, t.ex. vid och på myrar, sjökanter, i glesa hällmarkskogar och i brandpräglade tallnaturskogar. Substratet nyskapas i begränsad omfattning och arten är en utmärkt indikator på höga naturvärden i denna skogstyp. Tall- och barrblandskogar med naturskogskaraktär och spår av bränder har ofta höga biologiska värden och bör skyddas. På vedflamlavens bål kan den sällsynta spiklaven/parasiten </w:t>
+      </w:r>
+      <w:r>
+        <w:rPr>
+          <w:i/>
+        </w:rPr>
+        <w:t>Calicium ramboldiicola</w:t>
+      </w:r>
+      <w:r>
+        <w:t xml:space="preserve"> (VU) påträffas (SLU Artdatabanken, 2026).</w:t>
+      </w:r>
+    </w:p>
+    <w:p>
+      <w:r>
+        <w:rPr>
+          <w:b/>
+        </w:rPr>
+        <w:t>Vedskivlav (NT)</w:t>
+      </w:r>
+      <w:r>
+        <w:t xml:space="preserve"> växer på gammal, torr, exponerad, hård kärnved av framförallt tall i naturskogsartade bestånd. Avverkning av tallskog av naturskogskaraktär med spår av återkommande bränder är ett hot. Mängden lämplig ved att växa på för vedskivlav minskar, dels på grund av naturlig nedbrytning men framförallt på grund av att de förstörs i samband med slutavverkningar, gallringar och markberedning. Tall- och blandbarrskogar av naturskogskaraktär med spår av återkommande bränder bör skyddas. Vedskivlav är typisk art för </w:t>
+      </w:r>
+      <w:r>
+        <w:rPr>
+          <w:i/>
+        </w:rPr>
+        <w:t>9010 Taiga</w:t>
+      </w:r>
+      <w:r>
+        <w:t xml:space="preserve"> (SLU Artdatabanken, 2024).</w:t>
+      </w:r>
+    </w:p>
+    <w:p>
+      <w:r>
+        <w:rPr>
+          <w:b/>
+        </w:rPr>
+        <w:t>Bårdlav</w:t>
+      </w:r>
+      <w:r>
+        <w:t xml:space="preserve"> signalerar miljöer med höga naturvärden och på lokalerna finns vanligtvis många andra ovanliga och rödlistade arter. Den visar även på platser med hög och jämn luftfuktighet. På bårdlav och andra njurlavar (Nephroma) kan de sällsynta parasiterna </w:t>
+      </w:r>
+      <w:r>
+        <w:rPr>
+          <w:i/>
+        </w:rPr>
+        <w:t xml:space="preserve">Protounguicularia nephromatis </w:t>
+      </w:r>
+      <w:r>
+        <w:t xml:space="preserve">(VU) och </w:t>
+      </w:r>
+      <w:r>
+        <w:rPr>
+          <w:i/>
+        </w:rPr>
+        <w:t xml:space="preserve">Tremella nephromatis </w:t>
+      </w:r>
+      <w:r>
+        <w:t xml:space="preserve">(DD) påträffas. Bårdlav är typisk art för </w:t>
+      </w:r>
+      <w:r>
+        <w:rPr>
+          <w:i/>
+        </w:rPr>
+        <w:t xml:space="preserve">9010 Taiga, 9020 Nordlig ädellövskog, 9070 Trädklädd betesmark, 9110 Näringsfattig bokskog, 9160 Näringsrik ekskog, 9180 Ädellövskog i branter </w:t>
+      </w:r>
+      <w:r>
+        <w:t>och</w:t>
+      </w:r>
+      <w:r>
+        <w:rPr>
+          <w:i/>
+        </w:rPr>
+        <w:t xml:space="preserve"> 9190 Näringsfattig ekskog</w:t>
+      </w:r>
+      <w:r>
+        <w:t xml:space="preserve"> (SLU Artdatabanken, 2026; Nitare &amp; Skogsstyrelsen, 2019).</w:t>
+      </w:r>
+    </w:p>
+    <w:p>
+      <w:pPr>
+        <w:pStyle w:val="Heading1"/>
+      </w:pPr>
+      <w:r>
+        <w:t>EU:s fågeldirektiv</w:t>
+      </w:r>
+    </w:p>
+    <w:p>
+      <w:r>
+        <w:t xml:space="preserve">Europeiska unionens medlemsländer är skyldiga att agera i enlighet med EU:s fågeldirektiv där det uttryckligen står att direktivet gäller för fåglar samt för deras ägg, bon och </w:t>
       </w:r>
       <w:r>
         <w:rPr>
@@ -321,19 +559,75 @@
       </w:r>
     </w:p>
     <w:p>
+      <w:pPr>
+        <w:pStyle w:val="Heading1"/>
+      </w:pPr>
+      <w:r>
+        <w:t>Typiska arter och EU:s art- och habitatdirektiv</w:t>
+      </w:r>
+    </w:p>
+    <w:p>
+      <w:r>
+        <w:t>Typiska arter används för att lokalisera områden med gynnsam bevarandestatus för de naturtyper som är listade i EU:s art- och habitatdirektiv. Ett exempel är Västlig taiga (EU-kod 9010) som saknar gynnsam bevarandestatus och minskar starkt som naturtyp i Sverige. Naturvårdsverket skriver i sin vägledning för Västlig taiga att dylika miljöer förutsätter normalt att skogarna skyddas långsiktigt, eftersom skogsbruk inte är förenligt med bevarande av naturtypen i gynnsamt tillstånd (Naturvårdsverket, 2011).</w:t>
+      </w:r>
+    </w:p>
+    <w:p>
+      <w:r>
+        <w:t>Följande typiska arter har sina livsmiljöer och växtplatser i den avverkningsanmälda skogen: fläckporing (VU, T), garnlav (VU, T), goliatmusseron (VU, T), gräddporing (VU, T), gränsticka (VU, T), blå taggsvamp (NT, T), dvärgbägarlav (NT, T), kolflarnlav (NT, T), lunglav (NT, T), reliktbock (NT, T), skrovellav (NT, T), vedskivlav (NT, T) och bårdlav (S, T).</w:t>
+      </w:r>
+    </w:p>
+    <w:p>
+      <w:r>
+        <w:t>Enligt Sveriges Artikel 17 rapportering 2013 och 2019 till EU, har naturtypen Västlig taiga (9010) dålig bevarandestatus med negativ trend inom Sveriges boreala region. Skogsbruksåtgärder som avverkning, röjning och gallring pekas ut som några av de främst bidragande orsakerna till naturtypens dåliga status och negativa trend (SLU Artdatabanken, 2019). I EU:s uppföljning av tillståndet för naturtyperna i Skandinavien 2013 – 2018 framgår det att i den boreala regionen är tillståndet så dåligt för Västlig taiga (9010) att habitatet löper allvarlig risk att försvinna regionalt (EEA, 2022). Det allvarliga läget för den biologiska mångfalden i skogen framhålls även i Skogsstyren rapport 2026/07:</w:t>
+      </w:r>
+    </w:p>
+    <w:p>
+      <w:r>
+        <w:rPr>
+          <w:i/>
+        </w:rPr>
+        <w:t>"All avverkning av kända skogliga värdekärnor och sannolika kontinuitetsskogar behöver upphöra för att fylla bristen om 1,56 miljoner hektar bevarad livsmiljötyp. På grund av begränsade kvarvarande arealer av värdekärnor, naturskogar och kontinuitetsskogar leder fortsatt förlust av dessa till en påtaglig risk för långsiktigt negativa effekter för biologisk mångfald i skogslandskapet. Att de återstående arealerna bevaras och ges ett långsiktigt skydd bedöms därför vara av avgörande betydelse."</w:t>
+      </w:r>
+      <w:r>
+        <w:t xml:space="preserve"> (Skogsstyrelsen, 2026).</w:t>
+      </w:r>
+    </w:p>
+    <w:p>
+      <w:r>
+        <w:t>Trots detta har statusen för Västlig taiga ändrats till otillräcklig i stället för dålig i den senaste Artikel 17 rapporteringen 2025. Av Naturvårdsverkets rapport framgår det dock att de ändrade statusbedömningarna jämfört med rapporteringen 2019 inte beror på faktiska miljöförändringar. Ändringarna är av teknisk karaktär och främst en följd av resultaten från genomförda regeringsuppdrag och beslut inför rapporteringen 2025. Det är alltså politisk styrning i stället för faktiska förhållanden i naturen som ändrat på naturtypernas status i rapporteringen, vilket rimmar dåligt med såväl art- och habitatdirektivets syften och mål som med naturrestaureringsförordningen. I praktiken har dock Sveriges nya sätt att rapportera bevarandestatus till EU inte någon betydelse eftersom Naturvårdsverkets rapportering 2025 visar att Västlig taiga</w:t>
+      </w:r>
       <w:r>
         <w:rPr>
           <w:b/>
         </w:rPr>
-        <w:t>Talltita (NT, §4)</w:t>
-      </w:r>
-      <w:r>
-        <w:t>, rödlistad som nära hotad och prioriterad art i Skogsvårdslagen har häckningsrevir i anmälan. Arten har minskat kraftigt de senaste 30 åren och minskningstakten innevarande 10-årsperiod beräknas till 20 (10–30) %. Talltitan är synnerligen trogen sitt cirka 15 hektar stora revir och är beroende av flerskiktade olikåldriga skogar för att kunna föda upp sina ungar. Talltitan försvinner om dess livsmiljö kalavverkas (Eggers &amp; Low (2014); Ekman (1979); Griesser et al (2007); Klein (2020); Siffczyk et al (2003); SLU Artdatabanken (2021).</w:t>
+        <w:t xml:space="preserve"> </w:t>
+      </w:r>
+      <w:r>
+        <w:t>inte har gynnsam bevarandestatus.</w:t>
       </w:r>
     </w:p>
     <w:p>
       <w:r>
-        <w:t>I BILAGA 1 finns mer detaljerad information om ekologi samt krav på livsmiljö hos fridlysta arter.</w:t>
+        <w:t>Åtgärder som vidtas i enlighet med art- och habitatdirektivet ska enligt Artikel 2 syfta till att bibehålla eller återställa en gynnsam bevarandestatus hos livsmiljöer samt arter och vilda djur och växter av gemenskapsintresse. Enligt prejudikat från EU-domstolen ska en skogsbruksverksamhet utföras på ett sådant sätt som utgör ett förebyggande och hållbart skogsbruk för att betraktas som förenlig med bevarandekraven i direktivet (se EU-domstolens dom i de förenade målen C 473-19 och C 474-19).</w:t>
+      </w:r>
+    </w:p>
+    <w:p>
+      <w:r>
+        <w:t xml:space="preserve">Av artikel 1.e samma direktiv framgår att en livsmiljös bevarandestatus anses " gynnsam" när — dess naturliga utbredningsområde och de ytor den täcker inom detta område är stabila eller ökande, och — den särskilda struktur och de särskilda funktioner som är nödvändiga för att den skall kunna bibehållas på lång sikt finns, och sannolikt kommer att finnas under en överskådlig framtid, och — bevarandestatusen hos dess </w:t>
+      </w:r>
+      <w:r>
+        <w:rPr>
+          <w:b/>
+        </w:rPr>
+        <w:t>typiska arter</w:t>
+      </w:r>
+      <w:r>
+        <w:t xml:space="preserve"> är gynnsam enligt definitionen i artikel 1.i.</w:t>
+      </w:r>
+    </w:p>
+    <w:p>
+      <w:r>
+        <w:t>EU-direktiv är bindande för EU:s medlemsländer varvid det ankommer på Skogsstyrelsen som nationell tillsynsmyndighet att beakta syftet med EU:s art- och habitatdirektiv vid prövningen av en skogsbruksverksamhet, se Rådets direktiv 92/43/EEG. Se ytterligare information om EU:s livsmiljödirektiv i bilaga 2.</w:t>
       </w:r>
     </w:p>
     <w:p>
@@ -361,57 +655,57 @@
     </w:p>
     <w:p>
       <w:r>
-        <w:t>Lunglav (NT) är en av vårt lands främsta signalarter som överallt indikerar gamla lövträd, skogsbestånd med höga naturvärden och ekosystem med lång skoglig kontinuitet. Lokalt kan förekomsten vara mycket riklig men den hittas nästan enbart i gamla och ej slutavverkade skogar. Artens samtliga förekomster bör uppmärksammas från naturvårdssynpunkt, då många lokaler även hyser andra ovanliga och rödlistade arter. Rikliga förekomster bör skyddas med biotopskydd, frivilliga avsättningar eller reservat (SLU Artdatabanken, 2024; Nitare &amp; Skogsstyrelsen, 2019).</w:t>
-      </w:r>
-    </w:p>
-    <w:p>
-      <w:r>
-        <w:t xml:space="preserve">På lunglav kan man sällsynt finna små svarta skivlika bildningar som liknar apothecier men som är en parasitisk svamp, Lunglavsknapp </w:t>
+        <w:t xml:space="preserve">Lunglav (NT) är en av vårt lands främsta signalarter som överallt indikerar gamla lövträd, skogsbestånd med höga naturvärden och ekosystem med lång skoglig kontinuitet. Lokalt kan förekomsten vara mycket riklig men den hittas nästan enbart i gamla och ej slutavverkade skogar. Artens samtliga förekomster bör uppmärksammas från naturvårdssynpunkt, då många lokaler även hyser andra ovanliga och rödlistade arter, däribland de sällsynta lavparasiterna lunglavshårprick (CR), </w:t>
       </w:r>
       <w:r>
         <w:rPr>
           <w:i/>
         </w:rPr>
-        <w:t>Plectocarpon lichenum</w:t>
-      </w:r>
-      <w:r>
-        <w:t xml:space="preserve"> (VU). Det finns ytterligare ett antal parasiter vilka bara förekommer på lunglav: Skrovelmössing </w:t>
+        <w:t>Abrothallus diederichii</w:t>
+      </w:r>
+      <w:r>
+        <w:t xml:space="preserve"> (VU), </w:t>
       </w:r>
       <w:r>
         <w:rPr>
           <w:i/>
         </w:rPr>
-        <w:t>Dactylospora lobariella</w:t>
-      </w:r>
-      <w:r>
-        <w:t xml:space="preserve"> (rödlistad som Kunskapsbrist DD) och Lunglavshårprick </w:t>
+        <w:t>Abrothallus lobariae</w:t>
+      </w:r>
+      <w:r>
+        <w:t xml:space="preserve"> (VU), </w:t>
       </w:r>
       <w:r>
         <w:rPr>
           <w:i/>
         </w:rPr>
-        <w:t>Niesslia lobariae</w:t>
-      </w:r>
-      <w:r>
-        <w:t xml:space="preserve"> (rödlistad som Kunskapsbrist DD). Skrovelmössing (DD) har små svarta apothecier och bruna, 1-septerade sporer och Lunglavshårprick (DD) har brunhåriga perithecier och färglösa, 1-septerade sporer. Nyligen har ytterligare två lavparasiter påträffats i Sverige som växer på lunglav: </w:t>
+        <w:t>Calycina lobariae</w:t>
+      </w:r>
+      <w:r>
+        <w:t xml:space="preserve"> (VU), lunglavsknapp (VU) och skrovelmössing (VU), som växer på lunglav. Rikliga förekomster med lunglav bör skyddas med biotopskydd, frivilliga avsättningar eller reservat (SLU Artdatabanken, 2026; Nitare &amp; Skogsstyrelsen, 2019).</w:t>
+      </w:r>
+    </w:p>
+    <w:p>
+      <w:r>
+        <w:t xml:space="preserve">Lunglav är typisk art för </w:t>
       </w:r>
       <w:r>
         <w:rPr>
           <w:i/>
         </w:rPr>
-        <w:t>Calycina alstrupii</w:t>
-      </w:r>
-      <w:r>
-        <w:t xml:space="preserve"> (NA) och </w:t>
+        <w:t>9010 Taiga, 9020 Nordlig ädellövskog, 9110 Näringsfattig bokskog, 9130 Näringsrik bokskog, 9160 Näringsrik ekskog, 9180 Ädellövskog i branter, 9190 Näringsfattig ekskog, 9070 Trädklädd betesmark, 9040 Fjällbjörkskog</w:t>
+      </w:r>
+      <w:r>
+        <w:t xml:space="preserve"> och</w:t>
       </w:r>
       <w:r>
         <w:rPr>
           <w:i/>
         </w:rPr>
-        <w:t>Chalara lobariae</w:t>
-      </w:r>
-      <w:r>
-        <w:t xml:space="preserve"> (NA) (SLU Artdatabanken, 2025; SLU Artdatabanken, 2024; Nitare &amp; Skogsstyrelsen, 2019).</w:t>
+        <w:t xml:space="preserve"> 6530 Lövängar</w:t>
+      </w:r>
+      <w:r>
+        <w:t xml:space="preserve"> (SLU Artdatabanken, 2026).</w:t>
       </w:r>
     </w:p>
     <w:p>
@@ -438,7 +732,7 @@
     </w:p>
     <w:p>
       <w:r>
-        <w:t xml:space="preserve">SLU Artdatabanken, 2024. </w:t>
+        <w:t xml:space="preserve">SLU Artdatabanken, 2026. </w:t>
       </w:r>
       <w:r>
         <w:rPr>
@@ -448,20 +742,6 @@
       </w:r>
       <w:r>
         <w:t>SLU Artdatabanken, Uppsala.</w:t>
-      </w:r>
-    </w:p>
-    <w:p>
-      <w:r>
-        <w:t xml:space="preserve">SLU Artdatabanken, 2025. </w:t>
-      </w:r>
-      <w:r>
-        <w:rPr>
-          <w:i/>
-        </w:rPr>
-        <w:t xml:space="preserve">Över 20 nya lavparasiter för Sverige. </w:t>
-      </w:r>
-      <w:r>
-        <w:t>https://www.slu.se/artdatabanken/arter-och-natur/artiklar/over-20-nya-lavparasiter-for-sverige/</w:t>
       </w:r>
     </w:p>
     <w:p>
@@ -582,6 +862,254 @@
       </w:r>
       <w:r>
         <w:t>SLU Artdatabanken, Uppsala</w:t>
+      </w:r>
+    </w:p>
+    <w:p>
+      <w:r>
+        <w:br w:type="page"/>
+      </w:r>
+    </w:p>
+    <w:p>
+      <w:pPr>
+        <w:pStyle w:val="Title"/>
+      </w:pPr>
+      <w:r>
+        <w:t>BILAGA 2 – EU:s art- och habitatdirektiv, fågeldirektiv och naturrestaureringsförordning</w:t>
+      </w:r>
+    </w:p>
+    <w:p>
+      <w:pPr>
+        <w:pStyle w:val="Heading2"/>
+      </w:pPr>
+      <w:r>
+        <w:t>Förenlighet med EU-direktiv</w:t>
+      </w:r>
+    </w:p>
+    <w:p>
+      <w:r>
+        <w:t>EU-direktiv är bindande för EU:s medlemsländer varvid det ankommer på Skogsstyrelsen som nationell tillsynsmyndighet att beakta syftet med EU:s art- och habitatdirektiv respektive fågeldirektiv vid prövningen av en skogsbruksverksamhet, se Rådets direktiv 92/43/EEG samt 2009/147/EG. Nationella regler som omfattas av ett EU-direktiv ska enligt fast rättspraxis tolkas i enlighet med direktivet, vilket medför en skyldighet för myndigheten att tolka bestämmelser i nationell rätt i ljuset av direktivets ordalydelse, sammanhang och de mål som eftersträvas med direktivet (se EU-domstolens dom i mål C 477/19).</w:t>
+      </w:r>
+    </w:p>
+    <w:p>
+      <w:r>
+        <w:t>EU:s medlemsstater åläggs i Artikel 3 i fågeldirektivet generella skyldigheter avseende skydd, bevarande och återställande av tillräckligt stora och varierande livsmiljöer för de fågelarter som omfattas av direktivet. Medlemsstaterna ska vidta de åtgärder som är nödvändiga för att bibehålla populationen av fågelarterna på en nivå som svarar särskilt mot ekologiska, vetenskapliga och kulturella behov, eller återupprätta populationen av dessa arter till en sådan nivå (se Europaparlamentets och rådets direktiv 2009/147/EG).</w:t>
+      </w:r>
+    </w:p>
+    <w:p>
+      <w:r>
+        <w:t>Åtgärder som vidtas i enlighet med art- och habitatdirektivet (92/43/EEG) ska enligt Artikel 2 syfta till att bibehålla eller återställa en gynnsam bevarandestatus hos livsmiljöer samt arter och vilda djur och växter av gemenskapsintresse. Enligt prejudikat från EU-domstolen ska en skogsbruksverksamhet utföras på ett sådant sätt som utgör ett förebyggande och hållbart skogsbruk för att betraktas som förenlig med bevarandekraven i direktivet (se EU-domstolens dom i de förenade målen C 473-19 och C 474-19).</w:t>
+      </w:r>
+    </w:p>
+    <w:p>
+      <w:r>
+        <w:t xml:space="preserve">Av artikel 1.e samma direktiv framgår att en livsmiljös bevarandestatus anses " gynnsam" när — dess naturliga utbredningsområde och de ytor den täcker inom detta område är stabila eller ökande, och — den särskilda struktur och de särskilda funktioner som är nödvändiga för att den skall kunna bibehållas på lång sikt finns, och sannolikt kommer att finnas under en överskådlig framtid, och — bevarandestatusen hos dess </w:t>
+      </w:r>
+      <w:r>
+        <w:rPr>
+          <w:b/>
+        </w:rPr>
+        <w:t>typiska arter</w:t>
+      </w:r>
+      <w:r>
+        <w:t xml:space="preserve"> är gynnsam enligt definitionen i artikel 1.i. Typiska arter används för att lokalisera områden med gynnsam bevarandestatus för de naturtyper som ingår i EU:s art- och habitatdirektiv.</w:t>
+      </w:r>
+    </w:p>
+    <w:p>
+      <w:r>
+        <w:t>Västlig taiga (EU-kod 9010) saknar gynnsam bevarandestatus och minskar starkt som naturtyp i Sverige. Naturvårdsverket skriver i sin vägledning för västlig taiga att dylika miljöer förutsätter normalt att skogarna skyddas långsiktigt, eftersom skogsbruk inte är förenligt med bevarande av naturtypen i gynnsamt tillstånd (Naturvårdsverket, 2011). Enligt Sveriges Artikel 17 rapportering 2013 och 2019 till EU, har naturtypen Västlig taiga (9010) dålig bevarandestatus med negativ trend inom Sveriges boreala region. Skogsbruksåtgärder som avverkning, röjning och gallring pekas ut som några av de främst bidragande orsakerna till naturtypens dåliga status och negativa trend (SLU Artdatabanken, 2019). I EU:s uppföljning av tillståndet för naturtyperna i Skandinavien 2013 – 2018 framgår det att i den boreala regionen är tillståndet så dåligt för Västlig taiga (9010) att habitatet löper allvarlig risk att försvinna regionalt (EEA, 2022). Det allvarliga läget för den biologiska mångfalden i skogen framhålls även i Skogsstyren rapport 2026/07:</w:t>
+      </w:r>
+    </w:p>
+    <w:p>
+      <w:r>
+        <w:rPr>
+          <w:i/>
+        </w:rPr>
+        <w:t>"All avverkning av kända skogliga värdekärnor och sannolika kontinuitetsskogar behöver upphöra för att fylla bristen om 1,56 miljoner hektar bevarad livsmiljötyp. På grund av begränsade kvarvarande arealer av värdekärnor, naturskogar och kontinuitetsskogar leder fortsatt förlust av dessa till en påtaglig risk för långsiktigt negativa effekter för biologisk mångfald i skogslandskapet. Att de återstående arealerna bevaras och ges ett långsiktigt skydd bedöms därför vara av avgörande betydelse."</w:t>
+      </w:r>
+      <w:r>
+        <w:t xml:space="preserve"> (Skogsstyrelsen, 2026).</w:t>
+      </w:r>
+    </w:p>
+    <w:p>
+      <w:pPr>
+        <w:pStyle w:val="Caption"/>
+      </w:pPr>
+      <w:r>
+        <w:drawing>
+          <wp:inline xmlns:a="http://schemas.openxmlformats.org/drawingml/2006/main" xmlns:pic="http://schemas.openxmlformats.org/drawingml/2006/picture">
+            <wp:extent cx="5486400" cy="2905862"/>
+            <wp:docPr id="2" name="Picture 2"/>
+            <wp:cNvGraphicFramePr>
+              <a:graphicFrameLocks noChangeAspect="1"/>
+            </wp:cNvGraphicFramePr>
+            <a:graphic>
+              <a:graphicData uri="http://schemas.openxmlformats.org/drawingml/2006/picture">
+                <pic:pic>
+                  <pic:nvPicPr>
+                    <pic:cNvPr id="0" name="uppföljning av västlig taiga.jpeg"/>
+                    <pic:cNvPicPr/>
+                  </pic:nvPicPr>
+                  <pic:blipFill>
+                    <a:blip r:embed="rId17"/>
+                    <a:stretch>
+                      <a:fillRect/>
+                    </a:stretch>
+                  </pic:blipFill>
+                  <pic:spPr>
+                    <a:xfrm>
+                      <a:off x="0" y="0"/>
+                      <a:ext cx="5486400" cy="2905862"/>
+                    </a:xfrm>
+                    <a:prstGeom prst="rect"/>
+                  </pic:spPr>
+                </pic:pic>
+              </a:graphicData>
+            </a:graphic>
+          </wp:inline>
+        </w:drawing>
+      </w:r>
+    </w:p>
+    <w:p>
+      <w:pPr>
+        <w:pStyle w:val="Caption"/>
+      </w:pPr>
+      <w:r>
+        <w:t>EU:s uppföljning av tillståndet för naturtypen Västlig taiga 9010 i Skandinavien 2013 - 2018. Av kartan framgår det att i den boreala regionen är tillståndet så dåligt (röd färg) att habitatet löper allvarlig risk att försvinna regionalt. Källa: European Environment Agency. https:// eunis.eea.europoa.eu/habitats/10176.</w:t>
+      </w:r>
+    </w:p>
+    <w:p>
+      <w:r>
+        <w:t>Trots det allvarliga läget har statusen för Västlig taiga ändrats till otillräcklig i stället för dålig i den senaste Artikel 17 rapporteringen 2025. Av Naturvårdsverkets rapport framgår det dock att de ändrade statusbedömningarna jämfört med rapporteringen 2019 inte beror på faktiska miljöförändringar. Ändringarna är av teknisk karaktär och främst en följd av resultaten från genomförda regeringsuppdrag och beslut inför rapporteringen 2025. Det är alltså politisk styrning i stället för faktiska förhållanden i naturen som ändrat på naturtypernas status i rapporteringen, vilket rimmar dåligt med såväl art- och habitatdirektivets syften och mål som med naturrestaureringsförordningen. I praktiken har dock Sveriges nya sätt att rapportera bevarandestatus till EU inte någon betydelse eftersom Naturvårdsverkets rapportering 2025 visar att Västlig taiga inte har gynnsam bevarandestatus.</w:t>
+      </w:r>
+    </w:p>
+    <w:p>
+      <w:pPr>
+        <w:pStyle w:val="Heading2"/>
+      </w:pPr>
+      <w:r>
+        <w:t>EU:s naturrestaureringsförordning</w:t>
+      </w:r>
+    </w:p>
+    <w:p>
+      <w:r>
+        <w:t>Enligt EU:s naturrestaureringsförordning (EU 2024/1991) ska minst 20 % av landområden och minst 20 % av havsarealen vara restaurerad senast 2030, samt alla ekosystem som är i behov av restaurering senast 2050. Det framgår också av förordningen att det är viktigt att livsmiljötyperna inte försämras innan eller efter att restaureringar genomförts, se exempelvis punkt 37 förordningen.</w:t>
+      </w:r>
+    </w:p>
+    <w:p>
+      <w:r>
+        <w:t>”</w:t>
+      </w:r>
+      <w:r>
+        <w:rPr>
+          <w:i/>
+        </w:rPr>
+        <w:t>Det är viktigt att medlemsstaterna vidtar åtgärder som syftar till att säkerställa att tillståndet för områden som täcks av livsmiljötyper som omfattas av denna förordning och som omfattas av restaureringsåtgärder uppvisar en kontinuerlig förbättring till dess att de uppnår ett gott tillstånd, och att medlemsstaterna vidtar åtgärder som syftar till att säkerställa att dessa livsmiljötyper, när de har uppnått ett gott tillstånd, inte försämras avsevärt, så att det långsiktiga bibehållandet eller uppnåendet av gott tillstånd inte äventyras. (..) Det är också viktigt att medlemsstaterna anstränger sig för att förhindra avsevärd försämring av områden som täcks av sådana livsmiljötyper som antingen redan är i gott skick eller som inte är i gott skick men ännu inte omfattas av restaureringsåtgärder.”</w:t>
+      </w:r>
+    </w:p>
+    <w:p>
+      <w:r>
+        <w:rPr>
+          <w:b/>
+          <w:i/>
+        </w:rPr>
+        <w:t>Artikel 4(12):</w:t>
+      </w:r>
+    </w:p>
+    <w:p>
+      <w:r>
+        <w:rPr>
+          <w:i/>
+        </w:rPr>
+        <w:t>Utan att det påverkar tillämpningen av direktiv 92/43/EEG ska medlemsstaterna, senast den dag då deras nationella restaureringsplaner offentliggörs i enlighet med artikel 17.6 i denna förordning, eftersträva att genomföra de åtgärder som krävs för att förhindra avsevärd försämring av områden där de livsmiljötyper som förtecknas i bilaga I till denna förordning förekommer och som är i gott tillstånd eller som krävs för att uppnå de restaureringsmål som anges i punkt 17 i den här artikeln.</w:t>
+      </w:r>
+    </w:p>
+    <w:p>
+      <w:r>
+        <w:rPr>
+          <w:b/>
+          <w:i/>
+        </w:rPr>
+        <w:t>Artikel 4 (17).   Medlemsstaterna ska säkerställa</w:t>
+      </w:r>
+    </w:p>
+    <w:p>
+      <w:r>
+        <w:rPr>
+          <w:i/>
+        </w:rPr>
+        <w:t>a) en ökning av arealen i gott tillstånd för de livsmiljötyper som förtecknas i bilaga I till dess att minst 90 % är i gott tillstånd och till dess att den gynnsamma referensarealen för varje livsmiljötyp i varje biogeografisk region inom den berörda medlemsstaten har uppnåtts.</w:t>
+      </w:r>
+    </w:p>
+    <w:p>
+      <w:r>
+        <w:t>Referenser</w:t>
+      </w:r>
+    </w:p>
+    <w:p>
+      <w:r>
+        <w:t xml:space="preserve">EEA European Environment Agency, 2022. </w:t>
+      </w:r>
+      <w:r>
+        <w:rPr>
+          <w:i/>
+        </w:rPr>
+        <w:t xml:space="preserve">Western taiga – Conservation status 2013-2018. </w:t>
+      </w:r>
+      <w:r>
+        <w:t>https:// eunis.eea.europoa.eu/habitats/10176.</w:t>
+      </w:r>
+    </w:p>
+    <w:p>
+      <w:r>
+        <w:t>EU-domstolens dom av den 2 juli 2020 i målet C 477/19 (Europeisk hamster) p. 23.</w:t>
+      </w:r>
+    </w:p>
+    <w:p>
+      <w:r>
+        <w:t>EU-domstolens dom av den 4 mars 2021 i de förenade målen C 473-19 och C 474-19 (Skydda skogen) p. 70 och 76.</w:t>
+      </w:r>
+    </w:p>
+    <w:p>
+      <w:r>
+        <w:t>Europaparlamentets och rådets direktiv 2009/147/EG av den 30 november 2009 om bevarande av vilda fåglar.</w:t>
+      </w:r>
+    </w:p>
+    <w:p>
+      <w:r>
+        <w:t>EUROPAPARLAMENTETS OCH RÅDETS FÖRORDNING (EU) 2024/1991 av den 24 juni 2024 om restaurering av natur och om ändring av förordning (EU) 2022/869.</w:t>
+      </w:r>
+    </w:p>
+    <w:p>
+      <w:r>
+        <w:t>Rådets direktiv 92/43/EEG av den 21 mj 1992 om bevarande av livsmiljöer samt vilda djur och växter.</w:t>
+      </w:r>
+    </w:p>
+    <w:p>
+      <w:r>
+        <w:t xml:space="preserve">Skogsstyrelsen, 2026. </w:t>
+      </w:r>
+      <w:r>
+        <w:rPr>
+          <w:i/>
+        </w:rPr>
+        <w:t>Biologisk mångfald i skogen.</w:t>
+      </w:r>
+      <w:r>
+        <w:t xml:space="preserve"> Rapport 2026/07.</w:t>
+      </w:r>
+    </w:p>
+    <w:p>
+      <w:r>
+        <w:t xml:space="preserve">SLU Artdatabanken, 2019. </w:t>
+      </w:r>
+      <w:r>
+        <w:rPr>
+          <w:i/>
+        </w:rPr>
+        <w:t>Sveriges arter och naturtyper i EU:s art- och habitatdirektiv.</w:t>
+      </w:r>
+      <w:r>
+        <w:t xml:space="preserve"> Resultat från rapportering 2019 till EU av bevarandestatus 2013-2018.</w:t>
       </w:r>
     </w:p>
     <w:sectPr>
@@ -602,7 +1130,7 @@
 </file>
 
 <file path=word/endnotes.xml><?xml version="1.0" encoding="utf-8"?>
-<w:endnotes xmlns:wpc="http://schemas.microsoft.com/office/word/2010/wordprocessingCanvas" xmlns:cx="http://schemas.microsoft.com/office/drawing/2014/chartex" xmlns:cx1="http://schemas.microsoft.com/office/drawing/2015/9/8/chartex" xmlns:cx2="http://schemas.microsoft.com/office/drawing/2015/10/21/chartex" xmlns:cx3="http://schemas.microsoft.com/office/drawing/2016/5/9/chartex" xmlns:cx4="http://schemas.microsoft.com/office/drawing/2016/5/10/chartex" xmlns:cx5="http://schemas.microsoft.com/office/drawing/2016/5/11/chartex" xmlns:cx6="http://schemas.microsoft.com/office/drawing/2016/5/12/chartex" xmlns:cx7="http://schemas.microsoft.com/office/drawing/2016/5/13/chartex" xmlns:cx8="http://schemas.microsoft.com/office/drawing/2016/5/14/chartex" xmlns:mc="http://schemas.openxmlformats.org/markup-compatibility/2006" xmlns:aink="http://schemas.microsoft.com/office/drawing/2016/ink" xmlns:am3d="http://schemas.microsoft.com/office/drawing/2017/model3d" xmlns:o="urn:schemas-microsoft-com:office:office" xmlns:oel="http://schemas.microsoft.com/office/2019/extlst" xmlns:r="http://schemas.openxmlformats.org/officeDocument/2006/relationships" xmlns:m="http://schemas.openxmlformats.org/officeDocument/2006/math" xmlns:v="urn:schemas-microsoft-com:vml" xmlns:wp14="http://schemas.microsoft.com/office/word/2010/wordprocessingDrawing" xmlns:wp="http://schemas.openxmlformats.org/drawingml/2006/wordprocessingDrawing" xmlns:w10="urn:schemas-microsoft-com:office:word" xmlns:w="http://schemas.openxmlformats.org/wordprocessingml/2006/main" xmlns:w14="http://schemas.microsoft.com/office/word/2010/wordml" xmlns:w15="http://schemas.microsoft.com/office/word/2012/wordml" xmlns:w16cex="http://schemas.microsoft.com/office/word/2018/wordml/cex" xmlns:w16cid="http://schemas.microsoft.com/office/word/2016/wordml/cid" xmlns:w16="http://schemas.microsoft.com/office/word/2018/wordml" xmlns:w16sdtdh="http://schemas.microsoft.com/office/word/2020/wordml/sdtdatahash" xmlns:w16se="http://schemas.microsoft.com/office/word/2015/wordml/symex" xmlns:wpg="http://schemas.microsoft.com/office/word/2010/wordprocessingGroup" xmlns:wpi="http://schemas.microsoft.com/office/word/2010/wordprocessingInk" xmlns:wne="http://schemas.microsoft.com/office/word/2006/wordml" xmlns:wps="http://schemas.microsoft.com/office/word/2010/wordprocessingShape" mc:Ignorable="w14 w15 w16se w16cid w16 w16cex w16sdtdh wp14">
+<w:endnotes xmlns:wpc="http://schemas.microsoft.com/office/word/2010/wordprocessingCanvas" xmlns:cx="http://schemas.microsoft.com/office/drawing/2014/chartex" xmlns:cx1="http://schemas.microsoft.com/office/drawing/2015/9/8/chartex" xmlns:cx2="http://schemas.microsoft.com/office/drawing/2015/10/21/chartex" xmlns:cx3="http://schemas.microsoft.com/office/drawing/2016/5/9/chartex" xmlns:cx4="http://schemas.microsoft.com/office/drawing/2016/5/10/chartex" xmlns:cx5="http://schemas.microsoft.com/office/drawing/2016/5/11/chartex" xmlns:cx6="http://schemas.microsoft.com/office/drawing/2016/5/12/chartex" xmlns:cx7="http://schemas.microsoft.com/office/drawing/2016/5/13/chartex" xmlns:cx8="http://schemas.microsoft.com/office/drawing/2016/5/14/chartex" xmlns:mc="http://schemas.openxmlformats.org/markup-compatibility/2006" xmlns:aink="http://schemas.microsoft.com/office/drawing/2016/ink" xmlns:am3d="http://schemas.microsoft.com/office/drawing/2017/model3d" xmlns:o="urn:schemas-microsoft-com:office:office" xmlns:oel="http://schemas.microsoft.com/office/2019/extlst" xmlns:r="http://schemas.openxmlformats.org/officeDocument/2006/relationships" xmlns:m="http://schemas.openxmlformats.org/officeDocument/2006/math" xmlns:v="urn:schemas-microsoft-com:vml" xmlns:wp14="http://schemas.microsoft.com/office/word/2010/wordprocessingDrawing" xmlns:wp="http://schemas.openxmlformats.org/drawingml/2006/wordprocessingDrawing" xmlns:w10="urn:schemas-microsoft-com:office:word" xmlns:w="http://schemas.openxmlformats.org/wordprocessingml/2006/main" xmlns:w14="http://schemas.microsoft.com/office/word/2010/wordml" xmlns:w15="http://schemas.microsoft.com/office/word/2012/wordml" xmlns:w16cex="http://schemas.microsoft.com/office/word/2018/wordml/cex" xmlns:w16cid="http://schemas.microsoft.com/office/word/2016/wordml/cid" xmlns:w16="http://schemas.microsoft.com/office/word/2018/wordml" xmlns:w16du="http://schemas.microsoft.com/office/word/2023/wordml/word16du" xmlns:w16sdtdh="http://schemas.microsoft.com/office/word/2020/wordml/sdtdatahash" xmlns:w16sdtfl="http://schemas.microsoft.com/office/word/2024/wordml/sdtformatlock" xmlns:w16se="http://schemas.microsoft.com/office/word/2015/wordml/symex" xmlns:wpg="http://schemas.microsoft.com/office/word/2010/wordprocessingGroup" xmlns:wpi="http://schemas.microsoft.com/office/word/2010/wordprocessingInk" xmlns:wne="http://schemas.microsoft.com/office/word/2006/wordml" xmlns:wps="http://schemas.microsoft.com/office/word/2010/wordprocessingShape" mc:Ignorable="w14 w15 w16se w16cid w16 w16cex w16sdtdh w16sdtfl w16du wp14">
   <w:endnote w:type="separator" w:id="-1">
     <w:p>
       <w:pPr>
@@ -627,7 +1155,7 @@
 </file>
 
 <file path=word/footer1.xml><?xml version="1.0" encoding="utf-8"?>
-<w:ftr xmlns:wpc="http://schemas.microsoft.com/office/word/2010/wordprocessingCanvas" xmlns:cx="http://schemas.microsoft.com/office/drawing/2014/chartex" xmlns:cx1="http://schemas.microsoft.com/office/drawing/2015/9/8/chartex" xmlns:cx2="http://schemas.microsoft.com/office/drawing/2015/10/21/chartex" xmlns:cx3="http://schemas.microsoft.com/office/drawing/2016/5/9/chartex" xmlns:cx4="http://schemas.microsoft.com/office/drawing/2016/5/10/chartex" xmlns:cx5="http://schemas.microsoft.com/office/drawing/2016/5/11/chartex" xmlns:cx6="http://schemas.microsoft.com/office/drawing/2016/5/12/chartex" xmlns:cx7="http://schemas.microsoft.com/office/drawing/2016/5/13/chartex" xmlns:cx8="http://schemas.microsoft.com/office/drawing/2016/5/14/chartex" xmlns:mc="http://schemas.openxmlformats.org/markup-compatibility/2006" xmlns:aink="http://schemas.microsoft.com/office/drawing/2016/ink" xmlns:am3d="http://schemas.microsoft.com/office/drawing/2017/model3d" xmlns:o="urn:schemas-microsoft-com:office:office" xmlns:oel="http://schemas.microsoft.com/office/2019/extlst" xmlns:r="http://schemas.openxmlformats.org/officeDocument/2006/relationships" xmlns:m="http://schemas.openxmlformats.org/officeDocument/2006/math" xmlns:v="urn:schemas-microsoft-com:vml" xmlns:wp14="http://schemas.microsoft.com/office/word/2010/wordprocessingDrawing" xmlns:wp="http://schemas.openxmlformats.org/drawingml/2006/wordprocessingDrawing" xmlns:w10="urn:schemas-microsoft-com:office:word" xmlns:w="http://schemas.openxmlformats.org/wordprocessingml/2006/main" xmlns:w14="http://schemas.microsoft.com/office/word/2010/wordml" xmlns:w15="http://schemas.microsoft.com/office/word/2012/wordml" xmlns:w16cex="http://schemas.microsoft.com/office/word/2018/wordml/cex" xmlns:w16cid="http://schemas.microsoft.com/office/word/2016/wordml/cid" xmlns:w16="http://schemas.microsoft.com/office/word/2018/wordml" xmlns:w16sdtdh="http://schemas.microsoft.com/office/word/2020/wordml/sdtdatahash" xmlns:w16se="http://schemas.microsoft.com/office/word/2015/wordml/symex" xmlns:wpg="http://schemas.microsoft.com/office/word/2010/wordprocessingGroup" xmlns:wpi="http://schemas.microsoft.com/office/word/2010/wordprocessingInk" xmlns:wne="http://schemas.microsoft.com/office/word/2006/wordml" xmlns:wps="http://schemas.microsoft.com/office/word/2010/wordprocessingShape" mc:Ignorable="w14 w15 w16se w16cid w16 w16cex w16sdtdh wp14">
+<w:ftr xmlns:wpc="http://schemas.microsoft.com/office/word/2010/wordprocessingCanvas" xmlns:cx="http://schemas.microsoft.com/office/drawing/2014/chartex" xmlns:cx1="http://schemas.microsoft.com/office/drawing/2015/9/8/chartex" xmlns:cx2="http://schemas.microsoft.com/office/drawing/2015/10/21/chartex" xmlns:cx3="http://schemas.microsoft.com/office/drawing/2016/5/9/chartex" xmlns:cx4="http://schemas.microsoft.com/office/drawing/2016/5/10/chartex" xmlns:cx5="http://schemas.microsoft.com/office/drawing/2016/5/11/chartex" xmlns:cx6="http://schemas.microsoft.com/office/drawing/2016/5/12/chartex" xmlns:cx7="http://schemas.microsoft.com/office/drawing/2016/5/13/chartex" xmlns:cx8="http://schemas.microsoft.com/office/drawing/2016/5/14/chartex" xmlns:mc="http://schemas.openxmlformats.org/markup-compatibility/2006" xmlns:aink="http://schemas.microsoft.com/office/drawing/2016/ink" xmlns:am3d="http://schemas.microsoft.com/office/drawing/2017/model3d" xmlns:o="urn:schemas-microsoft-com:office:office" xmlns:oel="http://schemas.microsoft.com/office/2019/extlst" xmlns:r="http://schemas.openxmlformats.org/officeDocument/2006/relationships" xmlns:m="http://schemas.openxmlformats.org/officeDocument/2006/math" xmlns:v="urn:schemas-microsoft-com:vml" xmlns:wp14="http://schemas.microsoft.com/office/word/2010/wordprocessingDrawing" xmlns:wp="http://schemas.openxmlformats.org/drawingml/2006/wordprocessingDrawing" xmlns:w10="urn:schemas-microsoft-com:office:word" xmlns:w="http://schemas.openxmlformats.org/wordprocessingml/2006/main" xmlns:w14="http://schemas.microsoft.com/office/word/2010/wordml" xmlns:w15="http://schemas.microsoft.com/office/word/2012/wordml" xmlns:w16cex="http://schemas.microsoft.com/office/word/2018/wordml/cex" xmlns:w16cid="http://schemas.microsoft.com/office/word/2016/wordml/cid" xmlns:w16="http://schemas.microsoft.com/office/word/2018/wordml" xmlns:w16du="http://schemas.microsoft.com/office/word/2023/wordml/word16du" xmlns:w16sdtdh="http://schemas.microsoft.com/office/word/2020/wordml/sdtdatahash" xmlns:w16sdtfl="http://schemas.microsoft.com/office/word/2024/wordml/sdtformatlock" xmlns:w16se="http://schemas.microsoft.com/office/word/2015/wordml/symex" xmlns:wpg="http://schemas.microsoft.com/office/word/2010/wordprocessingGroup" xmlns:wpi="http://schemas.microsoft.com/office/word/2010/wordprocessingInk" xmlns:wne="http://schemas.microsoft.com/office/word/2006/wordml" xmlns:wps="http://schemas.microsoft.com/office/word/2010/wordprocessingShape" mc:Ignorable="w14 w15 w16se w16cid w16 w16cex w16sdtdh w16sdtfl w16du wp14">
   <w:p>
     <w:pPr>
       <w:pStyle w:val="Footer"/>
@@ -637,7 +1165,7 @@
 </file>
 
 <file path=word/footer2.xml><?xml version="1.0" encoding="utf-8"?>
-<w:ftr xmlns:wpc="http://schemas.microsoft.com/office/word/2010/wordprocessingCanvas" xmlns:cx="http://schemas.microsoft.com/office/drawing/2014/chartex" xmlns:cx1="http://schemas.microsoft.com/office/drawing/2015/9/8/chartex" xmlns:cx2="http://schemas.microsoft.com/office/drawing/2015/10/21/chartex" xmlns:cx3="http://schemas.microsoft.com/office/drawing/2016/5/9/chartex" xmlns:cx4="http://schemas.microsoft.com/office/drawing/2016/5/10/chartex" xmlns:cx5="http://schemas.microsoft.com/office/drawing/2016/5/11/chartex" xmlns:cx6="http://schemas.microsoft.com/office/drawing/2016/5/12/chartex" xmlns:cx7="http://schemas.microsoft.com/office/drawing/2016/5/13/chartex" xmlns:cx8="http://schemas.microsoft.com/office/drawing/2016/5/14/chartex" xmlns:mc="http://schemas.openxmlformats.org/markup-compatibility/2006" xmlns:aink="http://schemas.microsoft.com/office/drawing/2016/ink" xmlns:am3d="http://schemas.microsoft.com/office/drawing/2017/model3d" xmlns:o="urn:schemas-microsoft-com:office:office" xmlns:oel="http://schemas.microsoft.com/office/2019/extlst" xmlns:r="http://schemas.openxmlformats.org/officeDocument/2006/relationships" xmlns:m="http://schemas.openxmlformats.org/officeDocument/2006/math" xmlns:v="urn:schemas-microsoft-com:vml" xmlns:wp14="http://schemas.microsoft.com/office/word/2010/wordprocessingDrawing" xmlns:wp="http://schemas.openxmlformats.org/drawingml/2006/wordprocessingDrawing" xmlns:w10="urn:schemas-microsoft-com:office:word" xmlns:w="http://schemas.openxmlformats.org/wordprocessingml/2006/main" xmlns:w14="http://schemas.microsoft.com/office/word/2010/wordml" xmlns:w15="http://schemas.microsoft.com/office/word/2012/wordml" xmlns:w16cex="http://schemas.microsoft.com/office/word/2018/wordml/cex" xmlns:w16cid="http://schemas.microsoft.com/office/word/2016/wordml/cid" xmlns:w16="http://schemas.microsoft.com/office/word/2018/wordml" xmlns:w16sdtdh="http://schemas.microsoft.com/office/word/2020/wordml/sdtdatahash" xmlns:w16se="http://schemas.microsoft.com/office/word/2015/wordml/symex" xmlns:wpg="http://schemas.microsoft.com/office/word/2010/wordprocessingGroup" xmlns:wpi="http://schemas.microsoft.com/office/word/2010/wordprocessingInk" xmlns:wne="http://schemas.microsoft.com/office/word/2006/wordml" xmlns:wps="http://schemas.microsoft.com/office/word/2010/wordprocessingShape" mc:Ignorable="w14 w15 w16se w16cid w16 w16cex w16sdtdh wp14">
+<w:ftr xmlns:wpc="http://schemas.microsoft.com/office/word/2010/wordprocessingCanvas" xmlns:cx="http://schemas.microsoft.com/office/drawing/2014/chartex" xmlns:cx1="http://schemas.microsoft.com/office/drawing/2015/9/8/chartex" xmlns:cx2="http://schemas.microsoft.com/office/drawing/2015/10/21/chartex" xmlns:cx3="http://schemas.microsoft.com/office/drawing/2016/5/9/chartex" xmlns:cx4="http://schemas.microsoft.com/office/drawing/2016/5/10/chartex" xmlns:cx5="http://schemas.microsoft.com/office/drawing/2016/5/11/chartex" xmlns:cx6="http://schemas.microsoft.com/office/drawing/2016/5/12/chartex" xmlns:cx7="http://schemas.microsoft.com/office/drawing/2016/5/13/chartex" xmlns:cx8="http://schemas.microsoft.com/office/drawing/2016/5/14/chartex" xmlns:mc="http://schemas.openxmlformats.org/markup-compatibility/2006" xmlns:aink="http://schemas.microsoft.com/office/drawing/2016/ink" xmlns:am3d="http://schemas.microsoft.com/office/drawing/2017/model3d" xmlns:o="urn:schemas-microsoft-com:office:office" xmlns:oel="http://schemas.microsoft.com/office/2019/extlst" xmlns:r="http://schemas.openxmlformats.org/officeDocument/2006/relationships" xmlns:m="http://schemas.openxmlformats.org/officeDocument/2006/math" xmlns:v="urn:schemas-microsoft-com:vml" xmlns:wp14="http://schemas.microsoft.com/office/word/2010/wordprocessingDrawing" xmlns:wp="http://schemas.openxmlformats.org/drawingml/2006/wordprocessingDrawing" xmlns:w10="urn:schemas-microsoft-com:office:word" xmlns:w="http://schemas.openxmlformats.org/wordprocessingml/2006/main" xmlns:w14="http://schemas.microsoft.com/office/word/2010/wordml" xmlns:w15="http://schemas.microsoft.com/office/word/2012/wordml" xmlns:w16cex="http://schemas.microsoft.com/office/word/2018/wordml/cex" xmlns:w16cid="http://schemas.microsoft.com/office/word/2016/wordml/cid" xmlns:w16="http://schemas.microsoft.com/office/word/2018/wordml" xmlns:w16du="http://schemas.microsoft.com/office/word/2023/wordml/word16du" xmlns:w16sdtdh="http://schemas.microsoft.com/office/word/2020/wordml/sdtdatahash" xmlns:w16sdtfl="http://schemas.microsoft.com/office/word/2024/wordml/sdtformatlock" xmlns:w16se="http://schemas.microsoft.com/office/word/2015/wordml/symex" xmlns:wpg="http://schemas.microsoft.com/office/word/2010/wordprocessingGroup" xmlns:wpi="http://schemas.microsoft.com/office/word/2010/wordprocessingInk" xmlns:wne="http://schemas.microsoft.com/office/word/2006/wordml" xmlns:wps="http://schemas.microsoft.com/office/word/2010/wordprocessingShape" mc:Ignorable="w14 w15 w16se w16cid w16 w16cex w16sdtdh w16sdtfl w16du wp14">
   <w:p>
     <w:pPr>
       <w:pStyle w:val="Footer"/>
@@ -647,7 +1175,7 @@
 </file>
 
 <file path=word/footer3.xml><?xml version="1.0" encoding="utf-8"?>
-<w:ftr xmlns:wpc="http://schemas.microsoft.com/office/word/2010/wordprocessingCanvas" xmlns:cx="http://schemas.microsoft.com/office/drawing/2014/chartex" xmlns:cx1="http://schemas.microsoft.com/office/drawing/2015/9/8/chartex" xmlns:cx2="http://schemas.microsoft.com/office/drawing/2015/10/21/chartex" xmlns:cx3="http://schemas.microsoft.com/office/drawing/2016/5/9/chartex" xmlns:cx4="http://schemas.microsoft.com/office/drawing/2016/5/10/chartex" xmlns:cx5="http://schemas.microsoft.com/office/drawing/2016/5/11/chartex" xmlns:cx6="http://schemas.microsoft.com/office/drawing/2016/5/12/chartex" xmlns:cx7="http://schemas.microsoft.com/office/drawing/2016/5/13/chartex" xmlns:cx8="http://schemas.microsoft.com/office/drawing/2016/5/14/chartex" xmlns:mc="http://schemas.openxmlformats.org/markup-compatibility/2006" xmlns:aink="http://schemas.microsoft.com/office/drawing/2016/ink" xmlns:am3d="http://schemas.microsoft.com/office/drawing/2017/model3d" xmlns:o="urn:schemas-microsoft-com:office:office" xmlns:oel="http://schemas.microsoft.com/office/2019/extlst" xmlns:r="http://schemas.openxmlformats.org/officeDocument/2006/relationships" xmlns:m="http://schemas.openxmlformats.org/officeDocument/2006/math" xmlns:v="urn:schemas-microsoft-com:vml" xmlns:wp14="http://schemas.microsoft.com/office/word/2010/wordprocessingDrawing" xmlns:wp="http://schemas.openxmlformats.org/drawingml/2006/wordprocessingDrawing" xmlns:w10="urn:schemas-microsoft-com:office:word" xmlns:w="http://schemas.openxmlformats.org/wordprocessingml/2006/main" xmlns:w14="http://schemas.microsoft.com/office/word/2010/wordml" xmlns:w15="http://schemas.microsoft.com/office/word/2012/wordml" xmlns:w16cex="http://schemas.microsoft.com/office/word/2018/wordml/cex" xmlns:w16cid="http://schemas.microsoft.com/office/word/2016/wordml/cid" xmlns:w16="http://schemas.microsoft.com/office/word/2018/wordml" xmlns:w16sdtdh="http://schemas.microsoft.com/office/word/2020/wordml/sdtdatahash" xmlns:w16se="http://schemas.microsoft.com/office/word/2015/wordml/symex" xmlns:wpg="http://schemas.microsoft.com/office/word/2010/wordprocessingGroup" xmlns:wpi="http://schemas.microsoft.com/office/word/2010/wordprocessingInk" xmlns:wne="http://schemas.microsoft.com/office/word/2006/wordml" xmlns:wps="http://schemas.microsoft.com/office/word/2010/wordprocessingShape" mc:Ignorable="w14 w15 w16se w16cid w16 w16cex w16sdtdh wp14">
+<w:ftr xmlns:wpc="http://schemas.microsoft.com/office/word/2010/wordprocessingCanvas" xmlns:cx="http://schemas.microsoft.com/office/drawing/2014/chartex" xmlns:cx1="http://schemas.microsoft.com/office/drawing/2015/9/8/chartex" xmlns:cx2="http://schemas.microsoft.com/office/drawing/2015/10/21/chartex" xmlns:cx3="http://schemas.microsoft.com/office/drawing/2016/5/9/chartex" xmlns:cx4="http://schemas.microsoft.com/office/drawing/2016/5/10/chartex" xmlns:cx5="http://schemas.microsoft.com/office/drawing/2016/5/11/chartex" xmlns:cx6="http://schemas.microsoft.com/office/drawing/2016/5/12/chartex" xmlns:cx7="http://schemas.microsoft.com/office/drawing/2016/5/13/chartex" xmlns:cx8="http://schemas.microsoft.com/office/drawing/2016/5/14/chartex" xmlns:mc="http://schemas.openxmlformats.org/markup-compatibility/2006" xmlns:aink="http://schemas.microsoft.com/office/drawing/2016/ink" xmlns:am3d="http://schemas.microsoft.com/office/drawing/2017/model3d" xmlns:o="urn:schemas-microsoft-com:office:office" xmlns:oel="http://schemas.microsoft.com/office/2019/extlst" xmlns:r="http://schemas.openxmlformats.org/officeDocument/2006/relationships" xmlns:m="http://schemas.openxmlformats.org/officeDocument/2006/math" xmlns:v="urn:schemas-microsoft-com:vml" xmlns:wp14="http://schemas.microsoft.com/office/word/2010/wordprocessingDrawing" xmlns:wp="http://schemas.openxmlformats.org/drawingml/2006/wordprocessingDrawing" xmlns:w10="urn:schemas-microsoft-com:office:word" xmlns:w="http://schemas.openxmlformats.org/wordprocessingml/2006/main" xmlns:w14="http://schemas.microsoft.com/office/word/2010/wordml" xmlns:w15="http://schemas.microsoft.com/office/word/2012/wordml" xmlns:w16cex="http://schemas.microsoft.com/office/word/2018/wordml/cex" xmlns:w16cid="http://schemas.microsoft.com/office/word/2016/wordml/cid" xmlns:w16="http://schemas.microsoft.com/office/word/2018/wordml" xmlns:w16du="http://schemas.microsoft.com/office/word/2023/wordml/word16du" xmlns:w16sdtdh="http://schemas.microsoft.com/office/word/2020/wordml/sdtdatahash" xmlns:w16sdtfl="http://schemas.microsoft.com/office/word/2024/wordml/sdtformatlock" xmlns:w16se="http://schemas.microsoft.com/office/word/2015/wordml/symex" xmlns:wpg="http://schemas.microsoft.com/office/word/2010/wordprocessingGroup" xmlns:wpi="http://schemas.microsoft.com/office/word/2010/wordprocessingInk" xmlns:wne="http://schemas.microsoft.com/office/word/2006/wordml" xmlns:wps="http://schemas.microsoft.com/office/word/2010/wordprocessingShape" mc:Ignorable="w14 w15 w16se w16cid w16 w16cex w16sdtdh w16sdtfl w16du wp14">
   <w:p>
     <w:pPr>
       <w:pStyle w:val="Footer"/>
@@ -657,7 +1185,7 @@
 </file>
 
 <file path=word/footnotes.xml><?xml version="1.0" encoding="utf-8"?>
-<w:footnotes xmlns:wpc="http://schemas.microsoft.com/office/word/2010/wordprocessingCanvas" xmlns:cx="http://schemas.microsoft.com/office/drawing/2014/chartex" xmlns:cx1="http://schemas.microsoft.com/office/drawing/2015/9/8/chartex" xmlns:cx2="http://schemas.microsoft.com/office/drawing/2015/10/21/chartex" xmlns:cx3="http://schemas.microsoft.com/office/drawing/2016/5/9/chartex" xmlns:cx4="http://schemas.microsoft.com/office/drawing/2016/5/10/chartex" xmlns:cx5="http://schemas.microsoft.com/office/drawing/2016/5/11/chartex" xmlns:cx6="http://schemas.microsoft.com/office/drawing/2016/5/12/chartex" xmlns:cx7="http://schemas.microsoft.com/office/drawing/2016/5/13/chartex" xmlns:cx8="http://schemas.microsoft.com/office/drawing/2016/5/14/chartex" xmlns:mc="http://schemas.openxmlformats.org/markup-compatibility/2006" xmlns:aink="http://schemas.microsoft.com/office/drawing/2016/ink" xmlns:am3d="http://schemas.microsoft.com/office/drawing/2017/model3d" xmlns:o="urn:schemas-microsoft-com:office:office" xmlns:oel="http://schemas.microsoft.com/office/2019/extlst" xmlns:r="http://schemas.openxmlformats.org/officeDocument/2006/relationships" xmlns:m="http://schemas.openxmlformats.org/officeDocument/2006/math" xmlns:v="urn:schemas-microsoft-com:vml" xmlns:wp14="http://schemas.microsoft.com/office/word/2010/wordprocessingDrawing" xmlns:wp="http://schemas.openxmlformats.org/drawingml/2006/wordprocessingDrawing" xmlns:w10="urn:schemas-microsoft-com:office:word" xmlns:w="http://schemas.openxmlformats.org/wordprocessingml/2006/main" xmlns:w14="http://schemas.microsoft.com/office/word/2010/wordml" xmlns:w15="http://schemas.microsoft.com/office/word/2012/wordml" xmlns:w16cex="http://schemas.microsoft.com/office/word/2018/wordml/cex" xmlns:w16cid="http://schemas.microsoft.com/office/word/2016/wordml/cid" xmlns:w16="http://schemas.microsoft.com/office/word/2018/wordml" xmlns:w16sdtdh="http://schemas.microsoft.com/office/word/2020/wordml/sdtdatahash" xmlns:w16se="http://schemas.microsoft.com/office/word/2015/wordml/symex" xmlns:wpg="http://schemas.microsoft.com/office/word/2010/wordprocessingGroup" xmlns:wpi="http://schemas.microsoft.com/office/word/2010/wordprocessingInk" xmlns:wne="http://schemas.microsoft.com/office/word/2006/wordml" xmlns:wps="http://schemas.microsoft.com/office/word/2010/wordprocessingShape" mc:Ignorable="w14 w15 w16se w16cid w16 w16cex w16sdtdh wp14">
+<w:footnotes xmlns:wpc="http://schemas.microsoft.com/office/word/2010/wordprocessingCanvas" xmlns:cx="http://schemas.microsoft.com/office/drawing/2014/chartex" xmlns:cx1="http://schemas.microsoft.com/office/drawing/2015/9/8/chartex" xmlns:cx2="http://schemas.microsoft.com/office/drawing/2015/10/21/chartex" xmlns:cx3="http://schemas.microsoft.com/office/drawing/2016/5/9/chartex" xmlns:cx4="http://schemas.microsoft.com/office/drawing/2016/5/10/chartex" xmlns:cx5="http://schemas.microsoft.com/office/drawing/2016/5/11/chartex" xmlns:cx6="http://schemas.microsoft.com/office/drawing/2016/5/12/chartex" xmlns:cx7="http://schemas.microsoft.com/office/drawing/2016/5/13/chartex" xmlns:cx8="http://schemas.microsoft.com/office/drawing/2016/5/14/chartex" xmlns:mc="http://schemas.openxmlformats.org/markup-compatibility/2006" xmlns:aink="http://schemas.microsoft.com/office/drawing/2016/ink" xmlns:am3d="http://schemas.microsoft.com/office/drawing/2017/model3d" xmlns:o="urn:schemas-microsoft-com:office:office" xmlns:oel="http://schemas.microsoft.com/office/2019/extlst" xmlns:r="http://schemas.openxmlformats.org/officeDocument/2006/relationships" xmlns:m="http://schemas.openxmlformats.org/officeDocument/2006/math" xmlns:v="urn:schemas-microsoft-com:vml" xmlns:wp14="http://schemas.microsoft.com/office/word/2010/wordprocessingDrawing" xmlns:wp="http://schemas.openxmlformats.org/drawingml/2006/wordprocessingDrawing" xmlns:w10="urn:schemas-microsoft-com:office:word" xmlns:w="http://schemas.openxmlformats.org/wordprocessingml/2006/main" xmlns:w14="http://schemas.microsoft.com/office/word/2010/wordml" xmlns:w15="http://schemas.microsoft.com/office/word/2012/wordml" xmlns:w16cex="http://schemas.microsoft.com/office/word/2018/wordml/cex" xmlns:w16cid="http://schemas.microsoft.com/office/word/2016/wordml/cid" xmlns:w16="http://schemas.microsoft.com/office/word/2018/wordml" xmlns:w16du="http://schemas.microsoft.com/office/word/2023/wordml/word16du" xmlns:w16sdtdh="http://schemas.microsoft.com/office/word/2020/wordml/sdtdatahash" xmlns:w16sdtfl="http://schemas.microsoft.com/office/word/2024/wordml/sdtformatlock" xmlns:w16se="http://schemas.microsoft.com/office/word/2015/wordml/symex" xmlns:wpg="http://schemas.microsoft.com/office/word/2010/wordprocessingGroup" xmlns:wpi="http://schemas.microsoft.com/office/word/2010/wordprocessingInk" xmlns:wne="http://schemas.microsoft.com/office/word/2006/wordml" xmlns:wps="http://schemas.microsoft.com/office/word/2010/wordprocessingShape" mc:Ignorable="w14 w15 w16se w16cid w16 w16cex w16sdtdh w16sdtfl w16du wp14">
   <w:footnote w:type="separator" w:id="-1">
     <w:p>
       <w:pPr>
@@ -682,7 +1210,7 @@
 </file>
 
 <file path=word/header1.xml><?xml version="1.0" encoding="utf-8"?>
-<w:hdr xmlns:wpc="http://schemas.microsoft.com/office/word/2010/wordprocessingCanvas" xmlns:cx="http://schemas.microsoft.com/office/drawing/2014/chartex" xmlns:cx1="http://schemas.microsoft.com/office/drawing/2015/9/8/chartex" xmlns:cx2="http://schemas.microsoft.com/office/drawing/2015/10/21/chartex" xmlns:cx3="http://schemas.microsoft.com/office/drawing/2016/5/9/chartex" xmlns:cx4="http://schemas.microsoft.com/office/drawing/2016/5/10/chartex" xmlns:cx5="http://schemas.microsoft.com/office/drawing/2016/5/11/chartex" xmlns:cx6="http://schemas.microsoft.com/office/drawing/2016/5/12/chartex" xmlns:cx7="http://schemas.microsoft.com/office/drawing/2016/5/13/chartex" xmlns:cx8="http://schemas.microsoft.com/office/drawing/2016/5/14/chartex" xmlns:mc="http://schemas.openxmlformats.org/markup-compatibility/2006" xmlns:aink="http://schemas.microsoft.com/office/drawing/2016/ink" xmlns:am3d="http://schemas.microsoft.com/office/drawing/2017/model3d" xmlns:o="urn:schemas-microsoft-com:office:office" xmlns:oel="http://schemas.microsoft.com/office/2019/extlst" xmlns:r="http://schemas.openxmlformats.org/officeDocument/2006/relationships" xmlns:m="http://schemas.openxmlformats.org/officeDocument/2006/math" xmlns:v="urn:schemas-microsoft-com:vml" xmlns:wp14="http://schemas.microsoft.com/office/word/2010/wordprocessingDrawing" xmlns:wp="http://schemas.openxmlformats.org/drawingml/2006/wordprocessingDrawing" xmlns:w10="urn:schemas-microsoft-com:office:word" xmlns:w="http://schemas.openxmlformats.org/wordprocessingml/2006/main" xmlns:w14="http://schemas.microsoft.com/office/word/2010/wordml" xmlns:w15="http://schemas.microsoft.com/office/word/2012/wordml" xmlns:w16cex="http://schemas.microsoft.com/office/word/2018/wordml/cex" xmlns:w16cid="http://schemas.microsoft.com/office/word/2016/wordml/cid" xmlns:w16="http://schemas.microsoft.com/office/word/2018/wordml" xmlns:w16sdtdh="http://schemas.microsoft.com/office/word/2020/wordml/sdtdatahash" xmlns:w16se="http://schemas.microsoft.com/office/word/2015/wordml/symex" xmlns:wpg="http://schemas.microsoft.com/office/word/2010/wordprocessingGroup" xmlns:wpi="http://schemas.microsoft.com/office/word/2010/wordprocessingInk" xmlns:wne="http://schemas.microsoft.com/office/word/2006/wordml" xmlns:wps="http://schemas.microsoft.com/office/word/2010/wordprocessingShape" mc:Ignorable="w14 w15 w16se w16cid w16 w16cex w16sdtdh wp14">
+<w:hdr xmlns:wpc="http://schemas.microsoft.com/office/word/2010/wordprocessingCanvas" xmlns:cx="http://schemas.microsoft.com/office/drawing/2014/chartex" xmlns:cx1="http://schemas.microsoft.com/office/drawing/2015/9/8/chartex" xmlns:cx2="http://schemas.microsoft.com/office/drawing/2015/10/21/chartex" xmlns:cx3="http://schemas.microsoft.com/office/drawing/2016/5/9/chartex" xmlns:cx4="http://schemas.microsoft.com/office/drawing/2016/5/10/chartex" xmlns:cx5="http://schemas.microsoft.com/office/drawing/2016/5/11/chartex" xmlns:cx6="http://schemas.microsoft.com/office/drawing/2016/5/12/chartex" xmlns:cx7="http://schemas.microsoft.com/office/drawing/2016/5/13/chartex" xmlns:cx8="http://schemas.microsoft.com/office/drawing/2016/5/14/chartex" xmlns:mc="http://schemas.openxmlformats.org/markup-compatibility/2006" xmlns:aink="http://schemas.microsoft.com/office/drawing/2016/ink" xmlns:am3d="http://schemas.microsoft.com/office/drawing/2017/model3d" xmlns:o="urn:schemas-microsoft-com:office:office" xmlns:oel="http://schemas.microsoft.com/office/2019/extlst" xmlns:r="http://schemas.openxmlformats.org/officeDocument/2006/relationships" xmlns:m="http://schemas.openxmlformats.org/officeDocument/2006/math" xmlns:v="urn:schemas-microsoft-com:vml" xmlns:wp14="http://schemas.microsoft.com/office/word/2010/wordprocessingDrawing" xmlns:wp="http://schemas.openxmlformats.org/drawingml/2006/wordprocessingDrawing" xmlns:w10="urn:schemas-microsoft-com:office:word" xmlns:w="http://schemas.openxmlformats.org/wordprocessingml/2006/main" xmlns:w14="http://schemas.microsoft.com/office/word/2010/wordml" xmlns:w15="http://schemas.microsoft.com/office/word/2012/wordml" xmlns:w16cex="http://schemas.microsoft.com/office/word/2018/wordml/cex" xmlns:w16cid="http://schemas.microsoft.com/office/word/2016/wordml/cid" xmlns:w16="http://schemas.microsoft.com/office/word/2018/wordml" xmlns:w16du="http://schemas.microsoft.com/office/word/2023/wordml/word16du" xmlns:w16sdtdh="http://schemas.microsoft.com/office/word/2020/wordml/sdtdatahash" xmlns:w16sdtfl="http://schemas.microsoft.com/office/word/2024/wordml/sdtformatlock" xmlns:w16se="http://schemas.microsoft.com/office/word/2015/wordml/symex" xmlns:wpg="http://schemas.microsoft.com/office/word/2010/wordprocessingGroup" xmlns:wpi="http://schemas.microsoft.com/office/word/2010/wordprocessingInk" xmlns:wne="http://schemas.microsoft.com/office/word/2006/wordml" xmlns:wps="http://schemas.microsoft.com/office/word/2010/wordprocessingShape" mc:Ignorable="w14 w15 w16se w16cid w16 w16cex w16sdtdh w16sdtfl w16du wp14">
   <w:p>
     <w:pPr>
       <w:pStyle w:val="Header"/>
@@ -692,7 +1220,7 @@
 </file>
 
 <file path=word/header2.xml><?xml version="1.0" encoding="utf-8"?>
-<w:hdr xmlns:wpc="http://schemas.microsoft.com/office/word/2010/wordprocessingCanvas" xmlns:cx="http://schemas.microsoft.com/office/drawing/2014/chartex" xmlns:cx1="http://schemas.microsoft.com/office/drawing/2015/9/8/chartex" xmlns:cx2="http://schemas.microsoft.com/office/drawing/2015/10/21/chartex" xmlns:cx3="http://schemas.microsoft.com/office/drawing/2016/5/9/chartex" xmlns:cx4="http://schemas.microsoft.com/office/drawing/2016/5/10/chartex" xmlns:cx5="http://schemas.microsoft.com/office/drawing/2016/5/11/chartex" xmlns:cx6="http://schemas.microsoft.com/office/drawing/2016/5/12/chartex" xmlns:cx7="http://schemas.microsoft.com/office/drawing/2016/5/13/chartex" xmlns:cx8="http://schemas.microsoft.com/office/drawing/2016/5/14/chartex" xmlns:mc="http://schemas.openxmlformats.org/markup-compatibility/2006" xmlns:aink="http://schemas.microsoft.com/office/drawing/2016/ink" xmlns:am3d="http://schemas.microsoft.com/office/drawing/2017/model3d" xmlns:o="urn:schemas-microsoft-com:office:office" xmlns:oel="http://schemas.microsoft.com/office/2019/extlst" xmlns:r="http://schemas.openxmlformats.org/officeDocument/2006/relationships" xmlns:m="http://schemas.openxmlformats.org/officeDocument/2006/math" xmlns:v="urn:schemas-microsoft-com:vml" xmlns:wp14="http://schemas.microsoft.com/office/word/2010/wordprocessingDrawing" xmlns:wp="http://schemas.openxmlformats.org/drawingml/2006/wordprocessingDrawing" xmlns:w10="urn:schemas-microsoft-com:office:word" xmlns:w="http://schemas.openxmlformats.org/wordprocessingml/2006/main" xmlns:w14="http://schemas.microsoft.com/office/word/2010/wordml" xmlns:w15="http://schemas.microsoft.com/office/word/2012/wordml" xmlns:w16cex="http://schemas.microsoft.com/office/word/2018/wordml/cex" xmlns:w16cid="http://schemas.microsoft.com/office/word/2016/wordml/cid" xmlns:w16="http://schemas.microsoft.com/office/word/2018/wordml" xmlns:w16sdtdh="http://schemas.microsoft.com/office/word/2020/wordml/sdtdatahash" xmlns:w16se="http://schemas.microsoft.com/office/word/2015/wordml/symex" xmlns:wpg="http://schemas.microsoft.com/office/word/2010/wordprocessingGroup" xmlns:wpi="http://schemas.microsoft.com/office/word/2010/wordprocessingInk" xmlns:wne="http://schemas.microsoft.com/office/word/2006/wordml" xmlns:wps="http://schemas.microsoft.com/office/word/2010/wordprocessingShape" mc:Ignorable="w14 w15 w16se w16cid w16 w16cex w16sdtdh wp14">
+<w:hdr xmlns:wpc="http://schemas.microsoft.com/office/word/2010/wordprocessingCanvas" xmlns:cx="http://schemas.microsoft.com/office/drawing/2014/chartex" xmlns:cx1="http://schemas.microsoft.com/office/drawing/2015/9/8/chartex" xmlns:cx2="http://schemas.microsoft.com/office/drawing/2015/10/21/chartex" xmlns:cx3="http://schemas.microsoft.com/office/drawing/2016/5/9/chartex" xmlns:cx4="http://schemas.microsoft.com/office/drawing/2016/5/10/chartex" xmlns:cx5="http://schemas.microsoft.com/office/drawing/2016/5/11/chartex" xmlns:cx6="http://schemas.microsoft.com/office/drawing/2016/5/12/chartex" xmlns:cx7="http://schemas.microsoft.com/office/drawing/2016/5/13/chartex" xmlns:cx8="http://schemas.microsoft.com/office/drawing/2016/5/14/chartex" xmlns:mc="http://schemas.openxmlformats.org/markup-compatibility/2006" xmlns:aink="http://schemas.microsoft.com/office/drawing/2016/ink" xmlns:am3d="http://schemas.microsoft.com/office/drawing/2017/model3d" xmlns:o="urn:schemas-microsoft-com:office:office" xmlns:oel="http://schemas.microsoft.com/office/2019/extlst" xmlns:r="http://schemas.openxmlformats.org/officeDocument/2006/relationships" xmlns:m="http://schemas.openxmlformats.org/officeDocument/2006/math" xmlns:v="urn:schemas-microsoft-com:vml" xmlns:wp14="http://schemas.microsoft.com/office/word/2010/wordprocessingDrawing" xmlns:wp="http://schemas.openxmlformats.org/drawingml/2006/wordprocessingDrawing" xmlns:w10="urn:schemas-microsoft-com:office:word" xmlns:w="http://schemas.openxmlformats.org/wordprocessingml/2006/main" xmlns:w14="http://schemas.microsoft.com/office/word/2010/wordml" xmlns:w15="http://schemas.microsoft.com/office/word/2012/wordml" xmlns:w16cex="http://schemas.microsoft.com/office/word/2018/wordml/cex" xmlns:w16cid="http://schemas.microsoft.com/office/word/2016/wordml/cid" xmlns:w16="http://schemas.microsoft.com/office/word/2018/wordml" xmlns:w16du="http://schemas.microsoft.com/office/word/2023/wordml/word16du" xmlns:w16sdtdh="http://schemas.microsoft.com/office/word/2020/wordml/sdtdatahash" xmlns:w16sdtfl="http://schemas.microsoft.com/office/word/2024/wordml/sdtformatlock" xmlns:w16se="http://schemas.microsoft.com/office/word/2015/wordml/symex" xmlns:wpg="http://schemas.microsoft.com/office/word/2010/wordprocessingGroup" xmlns:wpi="http://schemas.microsoft.com/office/word/2010/wordprocessingInk" xmlns:wne="http://schemas.microsoft.com/office/word/2006/wordml" xmlns:wps="http://schemas.microsoft.com/office/word/2010/wordprocessingShape" mc:Ignorable="w14 w15 w16se w16cid w16 w16cex w16sdtdh w16sdtfl w16du wp14">
   <w:p>
     <w:pPr>
       <w:pStyle w:val="Header"/>
@@ -703,7 +1231,7 @@
 </file>
 
 <file path=word/header3.xml><?xml version="1.0" encoding="utf-8"?>
-<w:hdr xmlns:wpc="http://schemas.microsoft.com/office/word/2010/wordprocessingCanvas" xmlns:cx="http://schemas.microsoft.com/office/drawing/2014/chartex" xmlns:cx1="http://schemas.microsoft.com/office/drawing/2015/9/8/chartex" xmlns:cx2="http://schemas.microsoft.com/office/drawing/2015/10/21/chartex" xmlns:cx3="http://schemas.microsoft.com/office/drawing/2016/5/9/chartex" xmlns:cx4="http://schemas.microsoft.com/office/drawing/2016/5/10/chartex" xmlns:cx5="http://schemas.microsoft.com/office/drawing/2016/5/11/chartex" xmlns:cx6="http://schemas.microsoft.com/office/drawing/2016/5/12/chartex" xmlns:cx7="http://schemas.microsoft.com/office/drawing/2016/5/13/chartex" xmlns:cx8="http://schemas.microsoft.com/office/drawing/2016/5/14/chartex" xmlns:mc="http://schemas.openxmlformats.org/markup-compatibility/2006" xmlns:aink="http://schemas.microsoft.com/office/drawing/2016/ink" xmlns:am3d="http://schemas.microsoft.com/office/drawing/2017/model3d" xmlns:o="urn:schemas-microsoft-com:office:office" xmlns:oel="http://schemas.microsoft.com/office/2019/extlst" xmlns:r="http://schemas.openxmlformats.org/officeDocument/2006/relationships" xmlns:m="http://schemas.openxmlformats.org/officeDocument/2006/math" xmlns:v="urn:schemas-microsoft-com:vml" xmlns:wp14="http://schemas.microsoft.com/office/word/2010/wordprocessingDrawing" xmlns:wp="http://schemas.openxmlformats.org/drawingml/2006/wordprocessingDrawing" xmlns:w10="urn:schemas-microsoft-com:office:word" xmlns:w="http://schemas.openxmlformats.org/wordprocessingml/2006/main" xmlns:w14="http://schemas.microsoft.com/office/word/2010/wordml" xmlns:w15="http://schemas.microsoft.com/office/word/2012/wordml" xmlns:w16cex="http://schemas.microsoft.com/office/word/2018/wordml/cex" xmlns:w16cid="http://schemas.microsoft.com/office/word/2016/wordml/cid" xmlns:w16="http://schemas.microsoft.com/office/word/2018/wordml" xmlns:w16sdtdh="http://schemas.microsoft.com/office/word/2020/wordml/sdtdatahash" xmlns:w16se="http://schemas.microsoft.com/office/word/2015/wordml/symex" xmlns:wpg="http://schemas.microsoft.com/office/word/2010/wordprocessingGroup" xmlns:wpi="http://schemas.microsoft.com/office/word/2010/wordprocessingInk" xmlns:wne="http://schemas.microsoft.com/office/word/2006/wordml" xmlns:wps="http://schemas.microsoft.com/office/word/2010/wordprocessingShape" mc:Ignorable="w14 w15 w16se w16cid w16 w16cex w16sdtdh wp14">
+<w:hdr xmlns:wpc="http://schemas.microsoft.com/office/word/2010/wordprocessingCanvas" xmlns:cx="http://schemas.microsoft.com/office/drawing/2014/chartex" xmlns:cx1="http://schemas.microsoft.com/office/drawing/2015/9/8/chartex" xmlns:cx2="http://schemas.microsoft.com/office/drawing/2015/10/21/chartex" xmlns:cx3="http://schemas.microsoft.com/office/drawing/2016/5/9/chartex" xmlns:cx4="http://schemas.microsoft.com/office/drawing/2016/5/10/chartex" xmlns:cx5="http://schemas.microsoft.com/office/drawing/2016/5/11/chartex" xmlns:cx6="http://schemas.microsoft.com/office/drawing/2016/5/12/chartex" xmlns:cx7="http://schemas.microsoft.com/office/drawing/2016/5/13/chartex" xmlns:cx8="http://schemas.microsoft.com/office/drawing/2016/5/14/chartex" xmlns:mc="http://schemas.openxmlformats.org/markup-compatibility/2006" xmlns:aink="http://schemas.microsoft.com/office/drawing/2016/ink" xmlns:am3d="http://schemas.microsoft.com/office/drawing/2017/model3d" xmlns:o="urn:schemas-microsoft-com:office:office" xmlns:oel="http://schemas.microsoft.com/office/2019/extlst" xmlns:r="http://schemas.openxmlformats.org/officeDocument/2006/relationships" xmlns:m="http://schemas.openxmlformats.org/officeDocument/2006/math" xmlns:v="urn:schemas-microsoft-com:vml" xmlns:wp14="http://schemas.microsoft.com/office/word/2010/wordprocessingDrawing" xmlns:wp="http://schemas.openxmlformats.org/drawingml/2006/wordprocessingDrawing" xmlns:w10="urn:schemas-microsoft-com:office:word" xmlns:w="http://schemas.openxmlformats.org/wordprocessingml/2006/main" xmlns:w14="http://schemas.microsoft.com/office/word/2010/wordml" xmlns:w15="http://schemas.microsoft.com/office/word/2012/wordml" xmlns:w16cex="http://schemas.microsoft.com/office/word/2018/wordml/cex" xmlns:w16cid="http://schemas.microsoft.com/office/word/2016/wordml/cid" xmlns:w16="http://schemas.microsoft.com/office/word/2018/wordml" xmlns:w16du="http://schemas.microsoft.com/office/word/2023/wordml/word16du" xmlns:w16sdtdh="http://schemas.microsoft.com/office/word/2020/wordml/sdtdatahash" xmlns:w16sdtfl="http://schemas.microsoft.com/office/word/2024/wordml/sdtformatlock" xmlns:w16se="http://schemas.microsoft.com/office/word/2015/wordml/symex" xmlns:wpg="http://schemas.microsoft.com/office/word/2010/wordprocessingGroup" xmlns:wpi="http://schemas.microsoft.com/office/word/2010/wordprocessingInk" xmlns:wne="http://schemas.microsoft.com/office/word/2006/wordml" xmlns:wps="http://schemas.microsoft.com/office/word/2010/wordprocessingShape" mc:Ignorable="w14 w15 w16se w16cid w16 w16cex w16sdtdh w16sdtfl w16du wp14">
   <w:p>
     <w:pPr>
       <w:pStyle w:val="Header"/>
@@ -712,7 +1240,7 @@
     <w:r>
       <w:tab/>
       <w:tab/>
-      <w:t>2025-08-02</w:t>
+      <w:t>2026-07-12</w:t>
       <w:br/>
       <w:br/>
     </w:r>
@@ -725,7 +1253,7 @@
 </file>
 
 <file path=word/numbering.xml><?xml version="1.0" encoding="utf-8"?>
-<w:numbering xmlns:wpc="http://schemas.microsoft.com/office/word/2010/wordprocessingCanvas" xmlns:cx="http://schemas.microsoft.com/office/drawing/2014/chartex" xmlns:cx1="http://schemas.microsoft.com/office/drawing/2015/9/8/chartex" xmlns:cx2="http://schemas.microsoft.com/office/drawing/2015/10/21/chartex" xmlns:cx3="http://schemas.microsoft.com/office/drawing/2016/5/9/chartex" xmlns:cx4="http://schemas.microsoft.com/office/drawing/2016/5/10/chartex" xmlns:cx5="http://schemas.microsoft.com/office/drawing/2016/5/11/chartex" xmlns:cx6="http://schemas.microsoft.com/office/drawing/2016/5/12/chartex" xmlns:cx7="http://schemas.microsoft.com/office/drawing/2016/5/13/chartex" xmlns:cx8="http://schemas.microsoft.com/office/drawing/2016/5/14/chartex" xmlns:mc="http://schemas.openxmlformats.org/markup-compatibility/2006" xmlns:aink="http://schemas.microsoft.com/office/drawing/2016/ink" xmlns:am3d="http://schemas.microsoft.com/office/drawing/2017/model3d" xmlns:o="urn:schemas-microsoft-com:office:office" xmlns:oel="http://schemas.microsoft.com/office/2019/extlst" xmlns:r="http://schemas.openxmlformats.org/officeDocument/2006/relationships" xmlns:m="http://schemas.openxmlformats.org/officeDocument/2006/math" xmlns:v="urn:schemas-microsoft-com:vml" xmlns:wp14="http://schemas.microsoft.com/office/word/2010/wordprocessingDrawing" xmlns:wp="http://schemas.openxmlformats.org/drawingml/2006/wordprocessingDrawing" xmlns:w10="urn:schemas-microsoft-com:office:word" xmlns:w="http://schemas.openxmlformats.org/wordprocessingml/2006/main" xmlns:w14="http://schemas.microsoft.com/office/word/2010/wordml" xmlns:w15="http://schemas.microsoft.com/office/word/2012/wordml" xmlns:w16cex="http://schemas.microsoft.com/office/word/2018/wordml/cex" xmlns:w16cid="http://schemas.microsoft.com/office/word/2016/wordml/cid" xmlns:w16="http://schemas.microsoft.com/office/word/2018/wordml" xmlns:w16sdtdh="http://schemas.microsoft.com/office/word/2020/wordml/sdtdatahash" xmlns:w16se="http://schemas.microsoft.com/office/word/2015/wordml/symex" xmlns:wpg="http://schemas.microsoft.com/office/word/2010/wordprocessingGroup" xmlns:wpi="http://schemas.microsoft.com/office/word/2010/wordprocessingInk" xmlns:wne="http://schemas.microsoft.com/office/word/2006/wordml" xmlns:wps="http://schemas.microsoft.com/office/word/2010/wordprocessingShape" mc:Ignorable="w14 w15 w16se w16cid w16 w16cex w16sdtdh wp14">
+<w:numbering xmlns:wpc="http://schemas.microsoft.com/office/word/2010/wordprocessingCanvas" xmlns:cx="http://schemas.microsoft.com/office/drawing/2014/chartex" xmlns:cx1="http://schemas.microsoft.com/office/drawing/2015/9/8/chartex" xmlns:cx2="http://schemas.microsoft.com/office/drawing/2015/10/21/chartex" xmlns:cx3="http://schemas.microsoft.com/office/drawing/2016/5/9/chartex" xmlns:cx4="http://schemas.microsoft.com/office/drawing/2016/5/10/chartex" xmlns:cx5="http://schemas.microsoft.com/office/drawing/2016/5/11/chartex" xmlns:cx6="http://schemas.microsoft.com/office/drawing/2016/5/12/chartex" xmlns:cx7="http://schemas.microsoft.com/office/drawing/2016/5/13/chartex" xmlns:cx8="http://schemas.microsoft.com/office/drawing/2016/5/14/chartex" xmlns:mc="http://schemas.openxmlformats.org/markup-compatibility/2006" xmlns:aink="http://schemas.microsoft.com/office/drawing/2016/ink" xmlns:am3d="http://schemas.microsoft.com/office/drawing/2017/model3d" xmlns:o="urn:schemas-microsoft-com:office:office" xmlns:oel="http://schemas.microsoft.com/office/2019/extlst" xmlns:r="http://schemas.openxmlformats.org/officeDocument/2006/relationships" xmlns:m="http://schemas.openxmlformats.org/officeDocument/2006/math" xmlns:v="urn:schemas-microsoft-com:vml" xmlns:wp14="http://schemas.microsoft.com/office/word/2010/wordprocessingDrawing" xmlns:wp="http://schemas.openxmlformats.org/drawingml/2006/wordprocessingDrawing" xmlns:w10="urn:schemas-microsoft-com:office:word" xmlns:w="http://schemas.openxmlformats.org/wordprocessingml/2006/main" xmlns:w14="http://schemas.microsoft.com/office/word/2010/wordml" xmlns:w15="http://schemas.microsoft.com/office/word/2012/wordml" xmlns:w16cex="http://schemas.microsoft.com/office/word/2018/wordml/cex" xmlns:w16cid="http://schemas.microsoft.com/office/word/2016/wordml/cid" xmlns:w16="http://schemas.microsoft.com/office/word/2018/wordml" xmlns:w16du="http://schemas.microsoft.com/office/word/2023/wordml/word16du" xmlns:w16sdtdh="http://schemas.microsoft.com/office/word/2020/wordml/sdtdatahash" xmlns:w16sdtfl="http://schemas.microsoft.com/office/word/2024/wordml/sdtformatlock" xmlns:w16se="http://schemas.microsoft.com/office/word/2015/wordml/symex" xmlns:wpg="http://schemas.microsoft.com/office/word/2010/wordprocessingGroup" xmlns:wpi="http://schemas.microsoft.com/office/word/2010/wordprocessingInk" xmlns:wne="http://schemas.microsoft.com/office/word/2006/wordml" xmlns:wps="http://schemas.microsoft.com/office/word/2010/wordprocessingShape" mc:Ignorable="w14 w15 w16se w16cid w16 w16cex w16sdtdh w16sdtfl w16du wp14">
   <w:abstractNum w:abstractNumId="0" w15:restartNumberingAfterBreak="0">
     <w:nsid w:val="FFFFFF7C"/>
     <w:multiLevelType w:val="singleLevel"/>
@@ -928,7 +1456,7 @@
 </file>
 
 <file path=word/styles.xml><?xml version="1.0" encoding="utf-8"?>
-<w:styles xmlns:mc="http://schemas.openxmlformats.org/markup-compatibility/2006" xmlns:r="http://schemas.openxmlformats.org/officeDocument/2006/relationships" xmlns:w="http://schemas.openxmlformats.org/wordprocessingml/2006/main" xmlns:w14="http://schemas.microsoft.com/office/word/2010/wordml" xmlns:w15="http://schemas.microsoft.com/office/word/2012/wordml" xmlns:w16cex="http://schemas.microsoft.com/office/word/2018/wordml/cex" xmlns:w16cid="http://schemas.microsoft.com/office/word/2016/wordml/cid" xmlns:w16="http://schemas.microsoft.com/office/word/2018/wordml" xmlns:w16sdtdh="http://schemas.microsoft.com/office/word/2020/wordml/sdtdatahash" xmlns:w16se="http://schemas.microsoft.com/office/word/2015/wordml/symex" mc:Ignorable="w14 w15 w16se w16cid w16 w16cex w16sdtdh">
+<w:styles xmlns:mc="http://schemas.openxmlformats.org/markup-compatibility/2006" xmlns:r="http://schemas.openxmlformats.org/officeDocument/2006/relationships" xmlns:w="http://schemas.openxmlformats.org/wordprocessingml/2006/main" xmlns:w14="http://schemas.microsoft.com/office/word/2010/wordml" xmlns:w15="http://schemas.microsoft.com/office/word/2012/wordml" xmlns:w16cex="http://schemas.microsoft.com/office/word/2018/wordml/cex" xmlns:w16cid="http://schemas.microsoft.com/office/word/2016/wordml/cid" xmlns:w16="http://schemas.microsoft.com/office/word/2018/wordml" xmlns:w16du="http://schemas.microsoft.com/office/word/2023/wordml/word16du" xmlns:w16sdtdh="http://schemas.microsoft.com/office/word/2020/wordml/sdtdatahash" xmlns:w16sdtfl="http://schemas.microsoft.com/office/word/2024/wordml/sdtformatlock" xmlns:w16se="http://schemas.microsoft.com/office/word/2015/wordml/symex" mc:Ignorable="w14 w15 w16se w16cid w16 w16cex w16sdtdh w16sdtfl w16du">
   <w:docDefaults>
     <w:rPrDefault>
       <w:rPr>
@@ -1686,7 +2214,7 @@
     <w:link w:val="TitleChar"/>
     <w:uiPriority w:val="10"/>
     <w:qFormat/>
-    <w:rsid w:val="007106C8"/>
+    <w:rsid w:val="00E854FA"/>
     <w:pPr>
       <w:spacing w:after="300" w:line="240" w:lineRule="auto"/>
       <w:contextualSpacing/>
@@ -1696,7 +2224,7 @@
       <w:rFonts w:eastAsiaTheme="majorEastAsia" w:cstheme="majorBidi"/>
       <w:spacing w:val="5"/>
       <w:kern w:val="28"/>
-      <w:sz w:val="52"/>
+      <w:sz w:val="40"/>
       <w:szCs w:val="52"/>
       <w:lang w:val="sv-SE" w:eastAsia="en-US" w:bidi="ar-SA"/>
     </w:rPr>
@@ -1706,12 +2234,12 @@
     <w:basedOn w:val="DefaultParagraphFont"/>
     <w:link w:val="Title"/>
     <w:uiPriority w:val="10"/>
-    <w:rsid w:val="007106C8"/>
+    <w:rsid w:val="00E854FA"/>
     <w:rPr>
       <w:rFonts w:ascii="Times New Roman" w:eastAsiaTheme="majorEastAsia" w:hAnsi="Times New Roman" w:cstheme="majorBidi"/>
       <w:spacing w:val="5"/>
       <w:kern w:val="28"/>
-      <w:sz w:val="52"/>
+      <w:sz w:val="40"/>
       <w:szCs w:val="52"/>
       <w:lang w:val="sv-SE" w:eastAsia="en-US" w:bidi="ar-SA"/>
     </w:rPr>

--- a/tillsyn/Holmtjärnen tillsynsbegäran.docx
+++ b/tillsyn/Holmtjärnen tillsynsbegäran.docx
@@ -12,7 +12,7 @@
     </w:p>
     <w:p>
       <w:r>
-        <w:t>Denna tillsynsbegäran behandlar höga naturvärden i avverkningsanmälan Holmtjärnen i Bjurholms kommun som inkom 2026-07-12 och omfattar 105,2 ha.</w:t>
+        <w:t>Denna tillsynsbegäran behandlar höga naturvärden i avverkningsanmälan Holmtjärnen i Bjurholms kommun som inkom 2026-07-13 och omfattar 105,2 ha.</w:t>
       </w:r>
     </w:p>
     <w:p>
@@ -1240,7 +1240,7 @@
     <w:r>
       <w:tab/>
       <w:tab/>
-      <w:t>2026-07-12</w:t>
+      <w:t>2026-07-13</w:t>
       <w:br/>
       <w:br/>
     </w:r>

--- a/tillsyn/Holmtjärnen tillsynsbegäran.docx
+++ b/tillsyn/Holmtjärnen tillsynsbegäran.docx
@@ -12,7 +12,7 @@
     </w:p>
     <w:p>
       <w:r>
-        <w:t>Denna tillsynsbegäran behandlar höga naturvärden i avverkningsanmälan Holmtjärnen i Bjurholms kommun som inkom 2026-07-13 och omfattar 105,2 ha.</w:t>
+        <w:t>Denna tillsynsbegäran behandlar höga naturvärden i avverkningsanmälan Holmtjärnen i Bjurholms kommun som inkom 2026-07-14 och omfattar 105,2 ha.</w:t>
       </w:r>
     </w:p>
     <w:p>
@@ -1240,7 +1240,7 @@
     <w:r>
       <w:tab/>
       <w:tab/>
-      <w:t>2026-07-13</w:t>
+      <w:t>2026-07-14</w:t>
       <w:br/>
       <w:br/>
     </w:r>

--- a/tillsyn/Holmtjärnen tillsynsbegäran.docx
+++ b/tillsyn/Holmtjärnen tillsynsbegäran.docx
@@ -12,7 +12,7 @@
     </w:p>
     <w:p>
       <w:r>
-        <w:t>Denna tillsynsbegäran behandlar höga naturvärden i avverkningsanmälan Holmtjärnen i Bjurholms kommun som inkom 2026-07-14 och omfattar 105,2 ha.</w:t>
+        <w:t>Denna tillsynsbegäran behandlar höga naturvärden i avverkningsanmälan Holmtjärnen i Bjurholms kommun som inkom 2026-07-15 och omfattar 105,2 ha.</w:t>
       </w:r>
     </w:p>
     <w:p>
@@ -1240,7 +1240,7 @@
     <w:r>
       <w:tab/>
       <w:tab/>
-      <w:t>2026-07-14</w:t>
+      <w:t>2026-07-15</w:t>
       <w:br/>
       <w:br/>
     </w:r>

--- a/tillsyn/Holmtjärnen tillsynsbegäran.docx
+++ b/tillsyn/Holmtjärnen tillsynsbegäran.docx
@@ -12,7 +12,7 @@
     </w:p>
     <w:p>
       <w:r>
-        <w:t>Denna tillsynsbegäran behandlar höga naturvärden i avverkningsanmälan Holmtjärnen i Bjurholms kommun som inkom 2026-07-15 och omfattar 105,2 ha.</w:t>
+        <w:t>Denna tillsynsbegäran behandlar höga naturvärden i avverkningsanmälan Holmtjärnen i Bjurholms kommun som inkom 2026-07-16 och omfattar 105,2 ha.</w:t>
       </w:r>
     </w:p>
     <w:p>
@@ -1240,7 +1240,7 @@
     <w:r>
       <w:tab/>
       <w:tab/>
-      <w:t>2026-07-15</w:t>
+      <w:t>2026-07-16</w:t>
       <w:br/>
       <w:br/>
     </w:r>

--- a/tillsyn/Holmtjärnen tillsynsbegäran.docx
+++ b/tillsyn/Holmtjärnen tillsynsbegäran.docx
@@ -1240,7 +1240,7 @@
     <w:r>
       <w:tab/>
       <w:tab/>
-      <w:t>2026-07-16</w:t>
+      <w:t>2026-07-17</w:t>
       <w:br/>
       <w:br/>
     </w:r>

--- a/tillsyn/Holmtjärnen tillsynsbegäran.docx
+++ b/tillsyn/Holmtjärnen tillsynsbegäran.docx
@@ -12,7 +12,7 @@
     </w:p>
     <w:p>
       <w:r>
-        <w:t>Denna tillsynsbegäran behandlar höga naturvärden i avverkningsanmälan Holmtjärnen i Bjurholms kommun som inkom 2026-07-16 och omfattar 105,2 ha.</w:t>
+        <w:t>Denna tillsynsbegäran behandlar höga naturvärden i avverkningsanmälan Holmtjärnen i Bjurholms kommun som inkom 2026-07-17 och omfattar 105,2 ha.</w:t>
       </w:r>
     </w:p>
     <w:p>

--- a/tillsyn/Holmtjärnen tillsynsbegäran.docx
+++ b/tillsyn/Holmtjärnen tillsynsbegäran.docx
@@ -1240,7 +1240,7 @@
     <w:r>
       <w:tab/>
       <w:tab/>
-      <w:t>2026-07-17</w:t>
+      <w:t>2026-07-18</w:t>
       <w:br/>
       <w:br/>
     </w:r>

--- a/tillsyn/Holmtjärnen tillsynsbegäran.docx
+++ b/tillsyn/Holmtjärnen tillsynsbegäran.docx
@@ -12,7 +12,7 @@
     </w:p>
     <w:p>
       <w:r>
-        <w:t>Denna tillsynsbegäran behandlar höga naturvärden i avverkningsanmälan Holmtjärnen i Bjurholms kommun som inkom 2026-07-17 och omfattar 105,2 ha.</w:t>
+        <w:t>Denna tillsynsbegäran behandlar höga naturvärden i avverkningsanmälan Holmtjärnen i Bjurholms kommun som inkom 2026-07-18 och omfattar 105,2 ha.</w:t>
       </w:r>
     </w:p>
     <w:p>

--- a/tillsyn/Holmtjärnen tillsynsbegäran.docx
+++ b/tillsyn/Holmtjärnen tillsynsbegäran.docx
@@ -12,7 +12,7 @@
     </w:p>
     <w:p>
       <w:r>
-        <w:t>Denna tillsynsbegäran behandlar höga naturvärden i avverkningsanmälan Holmtjärnen i Bjurholms kommun som inkom 2026-07-18 och omfattar 105,2 ha.</w:t>
+        <w:t>Denna tillsynsbegäran behandlar höga naturvärden i avverkningsanmälan Holmtjärnen i Bjurholms kommun som inkom 2026-07-19 och omfattar 105,2 ha.</w:t>
       </w:r>
     </w:p>
     <w:p>
@@ -1240,7 +1240,7 @@
     <w:r>
       <w:tab/>
       <w:tab/>
-      <w:t>2026-07-18</w:t>
+      <w:t>2026-07-19</w:t>
       <w:br/>
       <w:br/>
     </w:r>

--- a/tillsyn/Holmtjärnen tillsynsbegäran.docx
+++ b/tillsyn/Holmtjärnen tillsynsbegäran.docx
@@ -1240,7 +1240,7 @@
     <w:r>
       <w:tab/>
       <w:tab/>
-      <w:t>2026-07-19</w:t>
+      <w:t>2026-07-20</w:t>
       <w:br/>
       <w:br/>
     </w:r>

--- a/tillsyn/Holmtjärnen tillsynsbegäran.docx
+++ b/tillsyn/Holmtjärnen tillsynsbegäran.docx
@@ -12,7 +12,7 @@
     </w:p>
     <w:p>
       <w:r>
-        <w:t>Denna tillsynsbegäran behandlar höga naturvärden i avverkningsanmälan Holmtjärnen i Bjurholms kommun som inkom 2026-07-19 och omfattar 105,2 ha.</w:t>
+        <w:t>Denna tillsynsbegäran behandlar höga naturvärden i avverkningsanmälan Holmtjärnen i Bjurholms kommun som inkom 2026-07-20 och omfattar 105,2 ha.</w:t>
       </w:r>
     </w:p>
     <w:p>
